--- a/src/Tests/Inputs/wedding/08/input.docx
+++ b/src/Tests/Inputs/wedding/08/input.docx
@@ -1,6 +1,6 @@
 
 <file path=word/document.xml><?xml version="1.0" encoding="utf-8"?>
-<w:document xmlns:wpc="http://schemas.microsoft.com/office/word/2010/wordprocessingCanvas" xmlns:cx="http://schemas.microsoft.com/office/drawing/2014/chartex" xmlns:cx1="http://schemas.microsoft.com/office/drawing/2015/9/8/chartex" xmlns:cx2="http://schemas.microsoft.com/office/drawing/2015/10/21/chartex" xmlns:cx3="http://schemas.microsoft.com/office/drawing/2016/5/9/chartex" xmlns:cx4="http://schemas.microsoft.com/office/drawing/2016/5/10/chartex" xmlns:cx5="http://schemas.microsoft.com/office/drawing/2016/5/11/chartex" xmlns:cx6="http://schemas.microsoft.com/office/drawing/2016/5/12/chartex" xmlns:cx7="http://schemas.microsoft.com/office/drawing/2016/5/13/chartex" xmlns:cx8="http://schemas.microsoft.com/office/drawing/2016/5/14/chartex" xmlns:mc="http://schemas.openxmlformats.org/markup-compatibility/2006" xmlns:aink="http://schemas.microsoft.com/office/drawing/2016/ink" xmlns:am3d="http://schemas.microsoft.com/office/drawing/2017/model3d" xmlns:o="urn:schemas-microsoft-com:office:office" xmlns:oel="http://schemas.microsoft.com/office/2019/extlst" xmlns:r="http://schemas.openxmlformats.org/officeDocument/2006/relationships" xmlns:m="http://schemas.openxmlformats.org/officeDocument/2006/math" xmlns:v="urn:schemas-microsoft-com:vml" xmlns:wp14="http://schemas.microsoft.com/office/word/2010/wordprocessingDrawing" xmlns:wp="http://schemas.openxmlformats.org/drawingml/2006/wordprocessingDrawing" xmlns:w10="urn:schemas-microsoft-com:office:word" xmlns:w="http://schemas.openxmlformats.org/wordprocessingml/2006/main" xmlns:w14="http://schemas.microsoft.com/office/word/2010/wordml" xmlns:w15="http://schemas.microsoft.com/office/word/2012/wordml" xmlns:w16cex="http://schemas.microsoft.com/office/word/2018/wordml/cex" xmlns:w16cid="http://schemas.microsoft.com/office/word/2016/wordml/cid" xmlns:w16="http://schemas.microsoft.com/office/word/2018/wordml" xmlns:w16sdtdh="http://schemas.microsoft.com/office/word/2020/wordml/sdtdatahash" xmlns:w16se="http://schemas.microsoft.com/office/word/2015/wordml/symex" xmlns:wpg="http://schemas.microsoft.com/office/word/2010/wordprocessingGroup" xmlns:wpi="http://schemas.microsoft.com/office/word/2010/wordprocessingInk" xmlns:wne="http://schemas.microsoft.com/office/word/2006/wordml" xmlns:wps="http://schemas.microsoft.com/office/word/2010/wordprocessingShape" mc:Ignorable="w14 w15 w16se w16cid w16 w16cex w16sdtdh wp14">
+<w:document xmlns:a="http://schemas.openxmlformats.org/drawingml/2006/main" xmlns:adec="http://schemas.microsoft.com/office/drawing/2017/decorative" xmlns:wpc="http://schemas.microsoft.com/office/word/2010/wordprocessingCanvas" xmlns:cx="http://schemas.microsoft.com/office/drawing/2014/chartex" xmlns:cx1="http://schemas.microsoft.com/office/drawing/2015/9/8/chartex" xmlns:cx2="http://schemas.microsoft.com/office/drawing/2015/10/21/chartex" xmlns:cx3="http://schemas.microsoft.com/office/drawing/2016/5/9/chartex" xmlns:cx4="http://schemas.microsoft.com/office/drawing/2016/5/10/chartex" xmlns:cx5="http://schemas.microsoft.com/office/drawing/2016/5/11/chartex" xmlns:cx6="http://schemas.microsoft.com/office/drawing/2016/5/12/chartex" xmlns:cx7="http://schemas.microsoft.com/office/drawing/2016/5/13/chartex" xmlns:cx8="http://schemas.microsoft.com/office/drawing/2016/5/14/chartex" xmlns:mc="http://schemas.openxmlformats.org/markup-compatibility/2006" xmlns:aink="http://schemas.microsoft.com/office/drawing/2016/ink" xmlns:am3d="http://schemas.microsoft.com/office/drawing/2017/model3d" xmlns:o="urn:schemas-microsoft-com:office:office" xmlns:oel="http://schemas.microsoft.com/office/2019/extlst" xmlns:r="http://schemas.openxmlformats.org/officeDocument/2006/relationships" xmlns:m="http://schemas.openxmlformats.org/officeDocument/2006/math" xmlns:v="urn:schemas-microsoft-com:vml" xmlns:wp14="http://schemas.microsoft.com/office/word/2010/wordprocessingDrawing" xmlns:wp="http://schemas.openxmlformats.org/drawingml/2006/wordprocessingDrawing" xmlns:w10="urn:schemas-microsoft-com:office:word" xmlns:w="http://schemas.openxmlformats.org/wordprocessingml/2006/main" xmlns:w14="http://schemas.microsoft.com/office/word/2010/wordml" xmlns:w15="http://schemas.microsoft.com/office/word/2012/wordml" xmlns:w16cex="http://schemas.microsoft.com/office/word/2018/wordml/cex" xmlns:w16cid="http://schemas.microsoft.com/office/word/2016/wordml/cid" xmlns:w16="http://schemas.microsoft.com/office/word/2018/wordml" xmlns:w16sdtdh="http://schemas.microsoft.com/office/word/2020/wordml/sdtdatahash" xmlns:w16se="http://schemas.microsoft.com/office/word/2015/wordml/symex" xmlns:wpg="http://schemas.microsoft.com/office/word/2010/wordprocessingGroup" xmlns:wpi="http://schemas.microsoft.com/office/word/2010/wordprocessingInk" xmlns:wne="http://schemas.microsoft.com/office/word/2006/wordml" xmlns:wps="http://schemas.microsoft.com/office/word/2010/wordprocessingShape" mc:Ignorable="w14 w15 w16se w16cid w16 w16cex w16sdtdh wp14">
   <w:body>
     <w:tbl>
       <w:tblPr>
@@ -32,9 +32,9 @@
             <w:tcW w:w="7462" w:type="dxa"/>
             <w:gridSpan w:val="3"/>
             <w:tcBorders>
-              <w:top w:val="single" w:sz="6" w:space="0" w:color="A6A6A6" w:themeColor="background1" w:themeShade="A6"/>
-              <w:left w:val="single" w:sz="6" w:space="0" w:color="A6A6A6" w:themeColor="background1" w:themeShade="A6"/>
-              <w:right w:val="single" w:sz="6" w:space="0" w:color="A6A6A6" w:themeColor="background1" w:themeShade="A6"/>
+              <w:top w:val="single" w:color="A6A6A6" w:themeColor="background1" w:themeShade="A6" w:sz="6" w:space="0"/>
+              <w:left w:val="single" w:color="A6A6A6" w:themeColor="background1" w:themeShade="A6" w:sz="6" w:space="0"/>
+              <w:right w:val="single" w:color="A6A6A6" w:themeColor="background1" w:themeShade="A6" w:sz="6" w:space="0"/>
             </w:tcBorders>
           </w:tcPr>
           <w:p>
@@ -48,9 +48,9 @@
             <w:tcW w:w="7354" w:type="dxa"/>
             <w:gridSpan w:val="6"/>
             <w:tcBorders>
-              <w:top w:val="single" w:sz="6" w:space="0" w:color="A6A6A6" w:themeColor="background1" w:themeShade="A6"/>
-              <w:left w:val="single" w:sz="6" w:space="0" w:color="A6A6A6" w:themeColor="background1" w:themeShade="A6"/>
-              <w:right w:val="single" w:sz="6" w:space="0" w:color="A6A6A6" w:themeColor="background1" w:themeShade="A6"/>
+              <w:top w:val="single" w:color="A6A6A6" w:themeColor="background1" w:themeShade="A6" w:sz="6" w:space="0"/>
+              <w:left w:val="single" w:color="A6A6A6" w:themeColor="background1" w:themeShade="A6" w:sz="6" w:space="0"/>
+              <w:right w:val="single" w:color="A6A6A6" w:themeColor="background1" w:themeShade="A6" w:sz="6" w:space="0"/>
             </w:tcBorders>
           </w:tcPr>
           <w:p>
@@ -66,8 +66,8 @@
             <w:tcW w:w="262" w:type="dxa"/>
             <w:vMerge w:val="restart"/>
             <w:tcBorders>
-              <w:left w:val="single" w:sz="6" w:space="0" w:color="A6A6A6" w:themeColor="background1" w:themeShade="A6"/>
-              <w:right w:val="single" w:sz="6" w:space="0" w:color="7E7B99" w:themeColor="text2" w:themeTint="99"/>
+              <w:left w:val="single" w:color="A6A6A6" w:themeColor="background1" w:themeShade="A6" w:sz="6" w:space="0"/>
+              <w:right w:val="single" w:color="7E7B99" w:themeColor="text2" w:themeTint="99" w:sz="6" w:space="0"/>
             </w:tcBorders>
           </w:tcPr>
           <w:p/>
@@ -77,9 +77,9 @@
             <w:tcW w:w="7020" w:type="dxa"/>
             <w:vMerge w:val="restart"/>
             <w:tcBorders>
-              <w:top w:val="single" w:sz="6" w:space="0" w:color="7E7B99" w:themeColor="text2" w:themeTint="99"/>
-              <w:left w:val="single" w:sz="6" w:space="0" w:color="7E7B99" w:themeColor="text2" w:themeTint="99"/>
-              <w:right w:val="single" w:sz="6" w:space="0" w:color="7E7B99" w:themeColor="text2" w:themeTint="99"/>
+              <w:top w:val="single" w:color="7E7B99" w:themeColor="text2" w:themeTint="99" w:sz="6" w:space="0"/>
+              <w:left w:val="single" w:color="7E7B99" w:themeColor="text2" w:themeTint="99" w:sz="6" w:space="0"/>
+              <w:right w:val="single" w:color="7E7B99" w:themeColor="text2" w:themeTint="99" w:sz="6" w:space="0"/>
             </w:tcBorders>
             <w:tcMar>
               <w:left w:w="1152" w:type="dxa"/>
@@ -148,8 +148,8 @@
             <w:tcW w:w="180" w:type="dxa"/>
             <w:vMerge w:val="restart"/>
             <w:tcBorders>
-              <w:left w:val="single" w:sz="6" w:space="0" w:color="7E7B99" w:themeColor="text2" w:themeTint="99"/>
-              <w:right w:val="single" w:sz="6" w:space="0" w:color="A6A6A6" w:themeColor="background1" w:themeShade="A6"/>
+              <w:left w:val="single" w:color="7E7B99" w:themeColor="text2" w:themeTint="99" w:sz="6" w:space="0"/>
+              <w:right w:val="single" w:color="A6A6A6" w:themeColor="background1" w:themeShade="A6" w:sz="6" w:space="0"/>
             </w:tcBorders>
           </w:tcPr>
           <w:p/>
@@ -159,8 +159,8 @@
             <w:tcW w:w="180" w:type="dxa"/>
             <w:vMerge w:val="restart"/>
             <w:tcBorders>
-              <w:left w:val="single" w:sz="6" w:space="0" w:color="A6A6A6" w:themeColor="background1" w:themeShade="A6"/>
-              <w:right w:val="single" w:sz="6" w:space="0" w:color="7E7B99" w:themeColor="text2" w:themeTint="99"/>
+              <w:left w:val="single" w:color="A6A6A6" w:themeColor="background1" w:themeShade="A6" w:sz="6" w:space="0"/>
+              <w:right w:val="single" w:color="7E7B99" w:themeColor="text2" w:themeTint="99" w:sz="6" w:space="0"/>
             </w:tcBorders>
           </w:tcPr>
           <w:p/>
@@ -170,9 +170,9 @@
             <w:tcW w:w="6930" w:type="dxa"/>
             <w:gridSpan w:val="4"/>
             <w:tcBorders>
-              <w:top w:val="single" w:sz="6" w:space="0" w:color="7E7B99" w:themeColor="text2" w:themeTint="99"/>
-              <w:left w:val="single" w:sz="6" w:space="0" w:color="7E7B99" w:themeColor="text2" w:themeTint="99"/>
-              <w:right w:val="single" w:sz="6" w:space="0" w:color="7E7B99" w:themeColor="text2" w:themeTint="99"/>
+              <w:top w:val="single" w:color="7E7B99" w:themeColor="text2" w:themeTint="99" w:sz="6" w:space="0"/>
+              <w:left w:val="single" w:color="7E7B99" w:themeColor="text2" w:themeTint="99" w:sz="6" w:space="0"/>
+              <w:right w:val="single" w:color="7E7B99" w:themeColor="text2" w:themeTint="99" w:sz="6" w:space="0"/>
             </w:tcBorders>
             <w:tcMar>
               <w:top w:w="1008" w:type="dxa"/>
@@ -282,7 +282,7 @@
                 </mc:Choice>
                 <mc:Fallback>
                   <w:pict>
-                    <v:oval w14:anchorId="36D82969" id="Oval 3" o:spid="_x0000_s1026" style="width:76.5pt;height:76.5pt;visibility:visible;mso-wrap-style:square;mso-left-percent:-10001;mso-top-percent:-10001;mso-position-horizontal:absolute;mso-position-horizontal-relative:char;mso-position-vertical:absolute;mso-position-vertical-relative:line;mso-left-percent:-10001;mso-top-percent:-10001;v-text-anchor:middle" o:gfxdata="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" fillcolor="#4a9a82 [2406]" stroked="f" strokeweight="2pt">
+                    <v:oval id="Oval 3" style="width:76.5pt;height:76.5pt;visibility:visible;mso-wrap-style:square;mso-left-percent:-10001;mso-top-percent:-10001;mso-position-horizontal:absolute;mso-position-horizontal-relative:char;mso-position-vertical:absolute;mso-position-vertical-relative:line;mso-left-percent:-10001;mso-top-percent:-10001;v-text-anchor:middle" o:spid="_x0000_s1026" fillcolor="#4a9a82 [2406]" stroked="f" strokeweight="2pt" o:gfxdata="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" w14:anchorId="36D82969">
                       <v:textbox inset="0,0,0,0">
                         <w:txbxContent>
                           <w:p>
@@ -336,8 +336,8 @@
             <w:tcW w:w="244" w:type="dxa"/>
             <w:vMerge w:val="restart"/>
             <w:tcBorders>
-              <w:left w:val="single" w:sz="6" w:space="0" w:color="7E7B99" w:themeColor="text2" w:themeTint="99"/>
-              <w:right w:val="single" w:sz="6" w:space="0" w:color="A6A6A6" w:themeColor="background1" w:themeShade="A6"/>
+              <w:left w:val="single" w:color="7E7B99" w:themeColor="text2" w:themeTint="99" w:sz="6" w:space="0"/>
+              <w:right w:val="single" w:color="A6A6A6" w:themeColor="background1" w:themeShade="A6" w:sz="6" w:space="0"/>
             </w:tcBorders>
           </w:tcPr>
           <w:p/>
@@ -349,8 +349,8 @@
             <w:tcW w:w="262" w:type="dxa"/>
             <w:vMerge/>
             <w:tcBorders>
-              <w:left w:val="single" w:sz="6" w:space="0" w:color="A6A6A6" w:themeColor="background1" w:themeShade="A6"/>
-              <w:right w:val="single" w:sz="6" w:space="0" w:color="7E7B99" w:themeColor="text2" w:themeTint="99"/>
+              <w:left w:val="single" w:color="A6A6A6" w:themeColor="background1" w:themeShade="A6" w:sz="6" w:space="0"/>
+              <w:right w:val="single" w:color="7E7B99" w:themeColor="text2" w:themeTint="99" w:sz="6" w:space="0"/>
             </w:tcBorders>
           </w:tcPr>
           <w:p/>
@@ -360,8 +360,8 @@
             <w:tcW w:w="7020" w:type="dxa"/>
             <w:vMerge/>
             <w:tcBorders>
-              <w:left w:val="single" w:sz="6" w:space="0" w:color="7E7B99" w:themeColor="text2" w:themeTint="99"/>
-              <w:right w:val="single" w:sz="6" w:space="0" w:color="7E7B99" w:themeColor="text2" w:themeTint="99"/>
+              <w:left w:val="single" w:color="7E7B99" w:themeColor="text2" w:themeTint="99" w:sz="6" w:space="0"/>
+              <w:right w:val="single" w:color="7E7B99" w:themeColor="text2" w:themeTint="99" w:sz="6" w:space="0"/>
             </w:tcBorders>
           </w:tcPr>
           <w:p/>
@@ -371,8 +371,8 @@
             <w:tcW w:w="180" w:type="dxa"/>
             <w:vMerge/>
             <w:tcBorders>
-              <w:left w:val="single" w:sz="6" w:space="0" w:color="7E7B99" w:themeColor="text2" w:themeTint="99"/>
-              <w:right w:val="single" w:sz="6" w:space="0" w:color="A6A6A6" w:themeColor="background1" w:themeShade="A6"/>
+              <w:left w:val="single" w:color="7E7B99" w:themeColor="text2" w:themeTint="99" w:sz="6" w:space="0"/>
+              <w:right w:val="single" w:color="A6A6A6" w:themeColor="background1" w:themeShade="A6" w:sz="6" w:space="0"/>
             </w:tcBorders>
           </w:tcPr>
           <w:p/>
@@ -382,8 +382,8 @@
             <w:tcW w:w="180" w:type="dxa"/>
             <w:vMerge/>
             <w:tcBorders>
-              <w:left w:val="single" w:sz="6" w:space="0" w:color="A6A6A6" w:themeColor="background1" w:themeShade="A6"/>
-              <w:right w:val="single" w:sz="6" w:space="0" w:color="7E7B99" w:themeColor="text2" w:themeTint="99"/>
+              <w:left w:val="single" w:color="A6A6A6" w:themeColor="background1" w:themeShade="A6" w:sz="6" w:space="0"/>
+              <w:right w:val="single" w:color="7E7B99" w:themeColor="text2" w:themeTint="99" w:sz="6" w:space="0"/>
             </w:tcBorders>
           </w:tcPr>
           <w:p/>
@@ -393,7 +393,7 @@
             <w:tcW w:w="540" w:type="dxa"/>
             <w:vMerge w:val="restart"/>
             <w:tcBorders>
-              <w:left w:val="single" w:sz="6" w:space="0" w:color="7E7B99" w:themeColor="text2" w:themeTint="99"/>
+              <w:left w:val="single" w:color="7E7B99" w:themeColor="text2" w:themeTint="99" w:sz="6" w:space="0"/>
             </w:tcBorders>
           </w:tcPr>
           <w:p>
@@ -407,7 +407,7 @@
             <w:tcW w:w="5850" w:type="dxa"/>
             <w:gridSpan w:val="2"/>
             <w:tcBorders>
-              <w:top w:val="single" w:sz="6" w:space="0" w:color="7E7B99" w:themeColor="text2" w:themeTint="99"/>
+              <w:top w:val="single" w:color="7E7B99" w:themeColor="text2" w:themeTint="99" w:sz="6" w:space="0"/>
             </w:tcBorders>
           </w:tcPr>
           <w:p>
@@ -421,7 +421,7 @@
             <w:tcW w:w="540" w:type="dxa"/>
             <w:vMerge w:val="restart"/>
             <w:tcBorders>
-              <w:right w:val="single" w:sz="6" w:space="0" w:color="7E7B99" w:themeColor="text2" w:themeTint="99"/>
+              <w:right w:val="single" w:color="7E7B99" w:themeColor="text2" w:themeTint="99" w:sz="6" w:space="0"/>
             </w:tcBorders>
           </w:tcPr>
           <w:p>
@@ -435,8 +435,8 @@
             <w:tcW w:w="244" w:type="dxa"/>
             <w:vMerge/>
             <w:tcBorders>
-              <w:left w:val="single" w:sz="6" w:space="0" w:color="7E7B99" w:themeColor="text2" w:themeTint="99"/>
-              <w:right w:val="single" w:sz="6" w:space="0" w:color="A6A6A6" w:themeColor="background1" w:themeShade="A6"/>
+              <w:left w:val="single" w:color="7E7B99" w:themeColor="text2" w:themeTint="99" w:sz="6" w:space="0"/>
+              <w:right w:val="single" w:color="A6A6A6" w:themeColor="background1" w:themeShade="A6" w:sz="6" w:space="0"/>
             </w:tcBorders>
           </w:tcPr>
           <w:p/>
@@ -451,8 +451,8 @@
             <w:tcW w:w="262" w:type="dxa"/>
             <w:vMerge/>
             <w:tcBorders>
-              <w:left w:val="single" w:sz="6" w:space="0" w:color="A6A6A6" w:themeColor="background1" w:themeShade="A6"/>
-              <w:right w:val="single" w:sz="6" w:space="0" w:color="7E7B99" w:themeColor="text2" w:themeTint="99"/>
+              <w:left w:val="single" w:color="A6A6A6" w:themeColor="background1" w:themeShade="A6" w:sz="6" w:space="0"/>
+              <w:right w:val="single" w:color="7E7B99" w:themeColor="text2" w:themeTint="99" w:sz="6" w:space="0"/>
             </w:tcBorders>
           </w:tcPr>
           <w:p/>
@@ -462,8 +462,8 @@
             <w:tcW w:w="7020" w:type="dxa"/>
             <w:vMerge/>
             <w:tcBorders>
-              <w:left w:val="single" w:sz="6" w:space="0" w:color="7E7B99" w:themeColor="text2" w:themeTint="99"/>
-              <w:right w:val="single" w:sz="6" w:space="0" w:color="7E7B99" w:themeColor="text2" w:themeTint="99"/>
+              <w:left w:val="single" w:color="7E7B99" w:themeColor="text2" w:themeTint="99" w:sz="6" w:space="0"/>
+              <w:right w:val="single" w:color="7E7B99" w:themeColor="text2" w:themeTint="99" w:sz="6" w:space="0"/>
             </w:tcBorders>
           </w:tcPr>
           <w:p/>
@@ -473,8 +473,8 @@
             <w:tcW w:w="180" w:type="dxa"/>
             <w:vMerge/>
             <w:tcBorders>
-              <w:left w:val="single" w:sz="6" w:space="0" w:color="7E7B99" w:themeColor="text2" w:themeTint="99"/>
-              <w:right w:val="single" w:sz="6" w:space="0" w:color="A6A6A6" w:themeColor="background1" w:themeShade="A6"/>
+              <w:left w:val="single" w:color="7E7B99" w:themeColor="text2" w:themeTint="99" w:sz="6" w:space="0"/>
+              <w:right w:val="single" w:color="A6A6A6" w:themeColor="background1" w:themeShade="A6" w:sz="6" w:space="0"/>
             </w:tcBorders>
           </w:tcPr>
           <w:p/>
@@ -484,8 +484,8 @@
             <w:tcW w:w="180" w:type="dxa"/>
             <w:vMerge/>
             <w:tcBorders>
-              <w:left w:val="single" w:sz="6" w:space="0" w:color="A6A6A6" w:themeColor="background1" w:themeShade="A6"/>
-              <w:right w:val="single" w:sz="6" w:space="0" w:color="7E7B99" w:themeColor="text2" w:themeTint="99"/>
+              <w:left w:val="single" w:color="A6A6A6" w:themeColor="background1" w:themeShade="A6" w:sz="6" w:space="0"/>
+              <w:right w:val="single" w:color="7E7B99" w:themeColor="text2" w:themeTint="99" w:sz="6" w:space="0"/>
             </w:tcBorders>
           </w:tcPr>
           <w:p/>
@@ -495,7 +495,7 @@
             <w:tcW w:w="540" w:type="dxa"/>
             <w:vMerge/>
             <w:tcBorders>
-              <w:left w:val="single" w:sz="6" w:space="0" w:color="7E7B99" w:themeColor="text2" w:themeTint="99"/>
+              <w:left w:val="single" w:color="7E7B99" w:themeColor="text2" w:themeTint="99" w:sz="6" w:space="0"/>
             </w:tcBorders>
           </w:tcPr>
           <w:p/>
@@ -504,7 +504,7 @@
           <w:tcPr>
             <w:tcW w:w="3054" w:type="dxa"/>
             <w:tcBorders>
-              <w:right w:val="single" w:sz="6" w:space="0" w:color="7E7B99" w:themeColor="text2" w:themeTint="99"/>
+              <w:right w:val="single" w:color="7E7B99" w:themeColor="text2" w:themeTint="99" w:sz="6" w:space="0"/>
             </w:tcBorders>
           </w:tcPr>
           <w:p>
@@ -587,7 +587,7 @@
           <w:tcPr>
             <w:tcW w:w="2796" w:type="dxa"/>
             <w:tcBorders>
-              <w:left w:val="single" w:sz="6" w:space="0" w:color="7E7B99" w:themeColor="text2" w:themeTint="99"/>
+              <w:left w:val="single" w:color="7E7B99" w:themeColor="text2" w:themeTint="99" w:sz="6" w:space="0"/>
             </w:tcBorders>
           </w:tcPr>
           <w:p>
@@ -643,7 +643,7 @@
             <w:tcW w:w="540" w:type="dxa"/>
             <w:vMerge/>
             <w:tcBorders>
-              <w:right w:val="single" w:sz="6" w:space="0" w:color="7E7B99" w:themeColor="text2" w:themeTint="99"/>
+              <w:right w:val="single" w:color="7E7B99" w:themeColor="text2" w:themeTint="99" w:sz="6" w:space="0"/>
             </w:tcBorders>
           </w:tcPr>
           <w:p/>
@@ -653,8 +653,8 @@
             <w:tcW w:w="244" w:type="dxa"/>
             <w:vMerge/>
             <w:tcBorders>
-              <w:left w:val="single" w:sz="6" w:space="0" w:color="7E7B99" w:themeColor="text2" w:themeTint="99"/>
-              <w:right w:val="single" w:sz="6" w:space="0" w:color="A6A6A6" w:themeColor="background1" w:themeShade="A6"/>
+              <w:left w:val="single" w:color="7E7B99" w:themeColor="text2" w:themeTint="99" w:sz="6" w:space="0"/>
+              <w:right w:val="single" w:color="A6A6A6" w:themeColor="background1" w:themeShade="A6" w:sz="6" w:space="0"/>
             </w:tcBorders>
           </w:tcPr>
           <w:p/>
@@ -666,8 +666,8 @@
             <w:tcW w:w="262" w:type="dxa"/>
             <w:vMerge/>
             <w:tcBorders>
-              <w:left w:val="single" w:sz="6" w:space="0" w:color="A6A6A6" w:themeColor="background1" w:themeShade="A6"/>
-              <w:right w:val="single" w:sz="6" w:space="0" w:color="7E7B99" w:themeColor="text2" w:themeTint="99"/>
+              <w:left w:val="single" w:color="A6A6A6" w:themeColor="background1" w:themeShade="A6" w:sz="6" w:space="0"/>
+              <w:right w:val="single" w:color="7E7B99" w:themeColor="text2" w:themeTint="99" w:sz="6" w:space="0"/>
             </w:tcBorders>
           </w:tcPr>
           <w:p/>
@@ -677,8 +677,8 @@
             <w:tcW w:w="7020" w:type="dxa"/>
             <w:vMerge/>
             <w:tcBorders>
-              <w:left w:val="single" w:sz="6" w:space="0" w:color="7E7B99" w:themeColor="text2" w:themeTint="99"/>
-              <w:right w:val="single" w:sz="6" w:space="0" w:color="7E7B99" w:themeColor="text2" w:themeTint="99"/>
+              <w:left w:val="single" w:color="7E7B99" w:themeColor="text2" w:themeTint="99" w:sz="6" w:space="0"/>
+              <w:right w:val="single" w:color="7E7B99" w:themeColor="text2" w:themeTint="99" w:sz="6" w:space="0"/>
             </w:tcBorders>
           </w:tcPr>
           <w:p/>
@@ -688,8 +688,8 @@
             <w:tcW w:w="180" w:type="dxa"/>
             <w:vMerge/>
             <w:tcBorders>
-              <w:left w:val="single" w:sz="6" w:space="0" w:color="7E7B99" w:themeColor="text2" w:themeTint="99"/>
-              <w:right w:val="single" w:sz="6" w:space="0" w:color="A6A6A6" w:themeColor="background1" w:themeShade="A6"/>
+              <w:left w:val="single" w:color="7E7B99" w:themeColor="text2" w:themeTint="99" w:sz="6" w:space="0"/>
+              <w:right w:val="single" w:color="A6A6A6" w:themeColor="background1" w:themeShade="A6" w:sz="6" w:space="0"/>
             </w:tcBorders>
           </w:tcPr>
           <w:p/>
@@ -699,8 +699,8 @@
             <w:tcW w:w="180" w:type="dxa"/>
             <w:vMerge/>
             <w:tcBorders>
-              <w:left w:val="single" w:sz="6" w:space="0" w:color="A6A6A6" w:themeColor="background1" w:themeShade="A6"/>
-              <w:right w:val="single" w:sz="6" w:space="0" w:color="7E7B99" w:themeColor="text2" w:themeTint="99"/>
+              <w:left w:val="single" w:color="A6A6A6" w:themeColor="background1" w:themeShade="A6" w:sz="6" w:space="0"/>
+              <w:right w:val="single" w:color="7E7B99" w:themeColor="text2" w:themeTint="99" w:sz="6" w:space="0"/>
             </w:tcBorders>
           </w:tcPr>
           <w:p/>
@@ -710,7 +710,7 @@
             <w:tcW w:w="540" w:type="dxa"/>
             <w:vMerge/>
             <w:tcBorders>
-              <w:left w:val="single" w:sz="6" w:space="0" w:color="7E7B99" w:themeColor="text2" w:themeTint="99"/>
+              <w:left w:val="single" w:color="7E7B99" w:themeColor="text2" w:themeTint="99" w:sz="6" w:space="0"/>
             </w:tcBorders>
           </w:tcPr>
           <w:p>
@@ -724,7 +724,7 @@
             <w:tcW w:w="5850" w:type="dxa"/>
             <w:gridSpan w:val="2"/>
             <w:tcBorders>
-              <w:bottom w:val="single" w:sz="6" w:space="0" w:color="7E7B99" w:themeColor="text2" w:themeTint="99"/>
+              <w:bottom w:val="single" w:color="7E7B99" w:themeColor="text2" w:themeTint="99" w:sz="6" w:space="0"/>
             </w:tcBorders>
           </w:tcPr>
           <w:p>
@@ -738,7 +738,7 @@
             <w:tcW w:w="540" w:type="dxa"/>
             <w:vMerge/>
             <w:tcBorders>
-              <w:right w:val="single" w:sz="6" w:space="0" w:color="7E7B99" w:themeColor="text2" w:themeTint="99"/>
+              <w:right w:val="single" w:color="7E7B99" w:themeColor="text2" w:themeTint="99" w:sz="6" w:space="0"/>
             </w:tcBorders>
           </w:tcPr>
           <w:p>
@@ -752,8 +752,8 @@
             <w:tcW w:w="244" w:type="dxa"/>
             <w:vMerge/>
             <w:tcBorders>
-              <w:left w:val="single" w:sz="6" w:space="0" w:color="7E7B99" w:themeColor="text2" w:themeTint="99"/>
-              <w:right w:val="single" w:sz="6" w:space="0" w:color="A6A6A6" w:themeColor="background1" w:themeShade="A6"/>
+              <w:left w:val="single" w:color="7E7B99" w:themeColor="text2" w:themeTint="99" w:sz="6" w:space="0"/>
+              <w:right w:val="single" w:color="A6A6A6" w:themeColor="background1" w:themeShade="A6" w:sz="6" w:space="0"/>
             </w:tcBorders>
           </w:tcPr>
           <w:p/>
@@ -765,8 +765,8 @@
             <w:tcW w:w="262" w:type="dxa"/>
             <w:vMerge/>
             <w:tcBorders>
-              <w:left w:val="single" w:sz="6" w:space="0" w:color="A6A6A6" w:themeColor="background1" w:themeShade="A6"/>
-              <w:right w:val="single" w:sz="6" w:space="0" w:color="7E7B99" w:themeColor="text2" w:themeTint="99"/>
+              <w:left w:val="single" w:color="A6A6A6" w:themeColor="background1" w:themeShade="A6" w:sz="6" w:space="0"/>
+              <w:right w:val="single" w:color="7E7B99" w:themeColor="text2" w:themeTint="99" w:sz="6" w:space="0"/>
             </w:tcBorders>
           </w:tcPr>
           <w:p/>
@@ -776,8 +776,8 @@
             <w:tcW w:w="7020" w:type="dxa"/>
             <w:vMerge/>
             <w:tcBorders>
-              <w:left w:val="single" w:sz="6" w:space="0" w:color="7E7B99" w:themeColor="text2" w:themeTint="99"/>
-              <w:right w:val="single" w:sz="6" w:space="0" w:color="7E7B99" w:themeColor="text2" w:themeTint="99"/>
+              <w:left w:val="single" w:color="7E7B99" w:themeColor="text2" w:themeTint="99" w:sz="6" w:space="0"/>
+              <w:right w:val="single" w:color="7E7B99" w:themeColor="text2" w:themeTint="99" w:sz="6" w:space="0"/>
             </w:tcBorders>
           </w:tcPr>
           <w:p/>
@@ -787,8 +787,8 @@
             <w:tcW w:w="180" w:type="dxa"/>
             <w:vMerge/>
             <w:tcBorders>
-              <w:left w:val="single" w:sz="6" w:space="0" w:color="7E7B99" w:themeColor="text2" w:themeTint="99"/>
-              <w:right w:val="single" w:sz="6" w:space="0" w:color="A6A6A6" w:themeColor="background1" w:themeShade="A6"/>
+              <w:left w:val="single" w:color="7E7B99" w:themeColor="text2" w:themeTint="99" w:sz="6" w:space="0"/>
+              <w:right w:val="single" w:color="A6A6A6" w:themeColor="background1" w:themeShade="A6" w:sz="6" w:space="0"/>
             </w:tcBorders>
           </w:tcPr>
           <w:p/>
@@ -798,8 +798,8 @@
             <w:tcW w:w="180" w:type="dxa"/>
             <w:vMerge/>
             <w:tcBorders>
-              <w:left w:val="single" w:sz="6" w:space="0" w:color="A6A6A6" w:themeColor="background1" w:themeShade="A6"/>
-              <w:right w:val="single" w:sz="6" w:space="0" w:color="7E7B99" w:themeColor="text2" w:themeTint="99"/>
+              <w:left w:val="single" w:color="A6A6A6" w:themeColor="background1" w:themeShade="A6" w:sz="6" w:space="0"/>
+              <w:right w:val="single" w:color="7E7B99" w:themeColor="text2" w:themeTint="99" w:sz="6" w:space="0"/>
             </w:tcBorders>
           </w:tcPr>
           <w:p/>
@@ -809,7 +809,7 @@
             <w:tcW w:w="540" w:type="dxa"/>
             <w:vMerge/>
             <w:tcBorders>
-              <w:left w:val="single" w:sz="6" w:space="0" w:color="7E7B99" w:themeColor="text2" w:themeTint="99"/>
+              <w:left w:val="single" w:color="7E7B99" w:themeColor="text2" w:themeTint="99" w:sz="6" w:space="0"/>
             </w:tcBorders>
           </w:tcPr>
           <w:p>
@@ -823,7 +823,7 @@
             <w:tcW w:w="5850" w:type="dxa"/>
             <w:gridSpan w:val="2"/>
             <w:tcBorders>
-              <w:bottom w:val="single" w:sz="6" w:space="0" w:color="7E7B99" w:themeColor="text2" w:themeTint="99"/>
+              <w:bottom w:val="single" w:color="7E7B99" w:themeColor="text2" w:themeTint="99" w:sz="6" w:space="0"/>
             </w:tcBorders>
             <w:tcMar>
               <w:top w:w="144" w:type="dxa"/>
@@ -861,7 +861,7 @@
             <w:tcW w:w="540" w:type="dxa"/>
             <w:vMerge/>
             <w:tcBorders>
-              <w:right w:val="single" w:sz="6" w:space="0" w:color="7E7B99" w:themeColor="text2" w:themeTint="99"/>
+              <w:right w:val="single" w:color="7E7B99" w:themeColor="text2" w:themeTint="99" w:sz="6" w:space="0"/>
             </w:tcBorders>
           </w:tcPr>
           <w:p>
@@ -875,8 +875,8 @@
             <w:tcW w:w="244" w:type="dxa"/>
             <w:vMerge/>
             <w:tcBorders>
-              <w:left w:val="single" w:sz="6" w:space="0" w:color="7E7B99" w:themeColor="text2" w:themeTint="99"/>
-              <w:right w:val="single" w:sz="6" w:space="0" w:color="A6A6A6" w:themeColor="background1" w:themeShade="A6"/>
+              <w:left w:val="single" w:color="7E7B99" w:themeColor="text2" w:themeTint="99" w:sz="6" w:space="0"/>
+              <w:right w:val="single" w:color="A6A6A6" w:themeColor="background1" w:themeShade="A6" w:sz="6" w:space="0"/>
             </w:tcBorders>
           </w:tcPr>
           <w:p/>
@@ -888,8 +888,8 @@
             <w:tcW w:w="262" w:type="dxa"/>
             <w:vMerge/>
             <w:tcBorders>
-              <w:left w:val="single" w:sz="6" w:space="0" w:color="A6A6A6" w:themeColor="background1" w:themeShade="A6"/>
-              <w:right w:val="single" w:sz="6" w:space="0" w:color="7E7B99" w:themeColor="text2" w:themeTint="99"/>
+              <w:left w:val="single" w:color="A6A6A6" w:themeColor="background1" w:themeShade="A6" w:sz="6" w:space="0"/>
+              <w:right w:val="single" w:color="7E7B99" w:themeColor="text2" w:themeTint="99" w:sz="6" w:space="0"/>
             </w:tcBorders>
           </w:tcPr>
           <w:p/>
@@ -899,9 +899,9 @@
             <w:tcW w:w="7020" w:type="dxa"/>
             <w:vMerge/>
             <w:tcBorders>
-              <w:left w:val="single" w:sz="6" w:space="0" w:color="7E7B99" w:themeColor="text2" w:themeTint="99"/>
-              <w:bottom w:val="single" w:sz="6" w:space="0" w:color="7E7B99" w:themeColor="text2" w:themeTint="99"/>
-              <w:right w:val="single" w:sz="6" w:space="0" w:color="7E7B99" w:themeColor="text2" w:themeTint="99"/>
+              <w:left w:val="single" w:color="7E7B99" w:themeColor="text2" w:themeTint="99" w:sz="6" w:space="0"/>
+              <w:bottom w:val="single" w:color="7E7B99" w:themeColor="text2" w:themeTint="99" w:sz="6" w:space="0"/>
+              <w:right w:val="single" w:color="7E7B99" w:themeColor="text2" w:themeTint="99" w:sz="6" w:space="0"/>
             </w:tcBorders>
           </w:tcPr>
           <w:p/>
@@ -911,8 +911,8 @@
             <w:tcW w:w="180" w:type="dxa"/>
             <w:vMerge/>
             <w:tcBorders>
-              <w:left w:val="single" w:sz="6" w:space="0" w:color="7E7B99" w:themeColor="text2" w:themeTint="99"/>
-              <w:right w:val="single" w:sz="6" w:space="0" w:color="A6A6A6" w:themeColor="background1" w:themeShade="A6"/>
+              <w:left w:val="single" w:color="7E7B99" w:themeColor="text2" w:themeTint="99" w:sz="6" w:space="0"/>
+              <w:right w:val="single" w:color="A6A6A6" w:themeColor="background1" w:themeShade="A6" w:sz="6" w:space="0"/>
             </w:tcBorders>
           </w:tcPr>
           <w:p/>
@@ -922,8 +922,8 @@
             <w:tcW w:w="180" w:type="dxa"/>
             <w:vMerge/>
             <w:tcBorders>
-              <w:left w:val="single" w:sz="6" w:space="0" w:color="A6A6A6" w:themeColor="background1" w:themeShade="A6"/>
-              <w:right w:val="single" w:sz="6" w:space="0" w:color="7E7B99" w:themeColor="text2" w:themeTint="99"/>
+              <w:left w:val="single" w:color="A6A6A6" w:themeColor="background1" w:themeShade="A6" w:sz="6" w:space="0"/>
+              <w:right w:val="single" w:color="7E7B99" w:themeColor="text2" w:themeTint="99" w:sz="6" w:space="0"/>
             </w:tcBorders>
           </w:tcPr>
           <w:p/>
@@ -933,8 +933,8 @@
             <w:tcW w:w="540" w:type="dxa"/>
             <w:vMerge/>
             <w:tcBorders>
-              <w:left w:val="single" w:sz="6" w:space="0" w:color="7E7B99" w:themeColor="text2" w:themeTint="99"/>
-              <w:bottom w:val="single" w:sz="6" w:space="0" w:color="7E7B99" w:themeColor="text2" w:themeTint="99"/>
+              <w:left w:val="single" w:color="7E7B99" w:themeColor="text2" w:themeTint="99" w:sz="6" w:space="0"/>
+              <w:bottom w:val="single" w:color="7E7B99" w:themeColor="text2" w:themeTint="99" w:sz="6" w:space="0"/>
             </w:tcBorders>
           </w:tcPr>
           <w:p>
@@ -948,8 +948,8 @@
             <w:tcW w:w="5850" w:type="dxa"/>
             <w:gridSpan w:val="2"/>
             <w:tcBorders>
-              <w:top w:val="single" w:sz="6" w:space="0" w:color="7E7B99" w:themeColor="text2" w:themeTint="99"/>
-              <w:bottom w:val="single" w:sz="6" w:space="0" w:color="7E7B99" w:themeColor="text2" w:themeTint="99"/>
+              <w:top w:val="single" w:color="7E7B99" w:themeColor="text2" w:themeTint="99" w:sz="6" w:space="0"/>
+              <w:bottom w:val="single" w:color="7E7B99" w:themeColor="text2" w:themeTint="99" w:sz="6" w:space="0"/>
             </w:tcBorders>
             <w:tcMar>
               <w:top w:w="144" w:type="dxa"/>
@@ -987,8 +987,8 @@
             <w:tcW w:w="540" w:type="dxa"/>
             <w:vMerge/>
             <w:tcBorders>
-              <w:bottom w:val="single" w:sz="6" w:space="0" w:color="7E7B99" w:themeColor="text2" w:themeTint="99"/>
-              <w:right w:val="single" w:sz="6" w:space="0" w:color="7E7B99" w:themeColor="text2" w:themeTint="99"/>
+              <w:bottom w:val="single" w:color="7E7B99" w:themeColor="text2" w:themeTint="99" w:sz="6" w:space="0"/>
+              <w:right w:val="single" w:color="7E7B99" w:themeColor="text2" w:themeTint="99" w:sz="6" w:space="0"/>
             </w:tcBorders>
           </w:tcPr>
           <w:p>
@@ -1002,8 +1002,8 @@
             <w:tcW w:w="244" w:type="dxa"/>
             <w:vMerge/>
             <w:tcBorders>
-              <w:left w:val="single" w:sz="6" w:space="0" w:color="7E7B99" w:themeColor="text2" w:themeTint="99"/>
-              <w:right w:val="single" w:sz="6" w:space="0" w:color="A6A6A6" w:themeColor="background1" w:themeShade="A6"/>
+              <w:left w:val="single" w:color="7E7B99" w:themeColor="text2" w:themeTint="99" w:sz="6" w:space="0"/>
+              <w:right w:val="single" w:color="A6A6A6" w:themeColor="background1" w:themeShade="A6" w:sz="6" w:space="0"/>
             </w:tcBorders>
           </w:tcPr>
           <w:p/>
@@ -1015,9 +1015,9 @@
             <w:tcW w:w="7462" w:type="dxa"/>
             <w:gridSpan w:val="3"/>
             <w:tcBorders>
-              <w:left w:val="single" w:sz="6" w:space="0" w:color="A6A6A6" w:themeColor="background1" w:themeShade="A6"/>
-              <w:bottom w:val="single" w:sz="6" w:space="0" w:color="A6A6A6" w:themeColor="background1" w:themeShade="A6"/>
-              <w:right w:val="single" w:sz="6" w:space="0" w:color="A6A6A6" w:themeColor="background1" w:themeShade="A6"/>
+              <w:left w:val="single" w:color="A6A6A6" w:themeColor="background1" w:themeShade="A6" w:sz="6" w:space="0"/>
+              <w:bottom w:val="single" w:color="A6A6A6" w:themeColor="background1" w:themeShade="A6" w:sz="6" w:space="0"/>
+              <w:right w:val="single" w:color="A6A6A6" w:themeColor="background1" w:themeShade="A6" w:sz="6" w:space="0"/>
             </w:tcBorders>
           </w:tcPr>
           <w:p>
@@ -1031,9 +1031,9 @@
             <w:tcW w:w="7354" w:type="dxa"/>
             <w:gridSpan w:val="6"/>
             <w:tcBorders>
-              <w:left w:val="single" w:sz="6" w:space="0" w:color="A6A6A6" w:themeColor="background1" w:themeShade="A6"/>
-              <w:bottom w:val="single" w:sz="6" w:space="0" w:color="A6A6A6" w:themeColor="background1" w:themeShade="A6"/>
-              <w:right w:val="single" w:sz="6" w:space="0" w:color="A6A6A6" w:themeColor="background1" w:themeShade="A6"/>
+              <w:left w:val="single" w:color="A6A6A6" w:themeColor="background1" w:themeShade="A6" w:sz="6" w:space="0"/>
+              <w:bottom w:val="single" w:color="A6A6A6" w:themeColor="background1" w:themeShade="A6" w:sz="6" w:space="0"/>
+              <w:right w:val="single" w:color="A6A6A6" w:themeColor="background1" w:themeShade="A6" w:sz="6" w:space="0"/>
             </w:tcBorders>
           </w:tcPr>
           <w:p>
@@ -1079,9 +1079,9 @@
             <w:tcW w:w="7466" w:type="dxa"/>
             <w:gridSpan w:val="5"/>
             <w:tcBorders>
-              <w:top w:val="single" w:sz="6" w:space="0" w:color="A6A6A6" w:themeColor="background1" w:themeShade="A6"/>
-              <w:left w:val="single" w:sz="6" w:space="0" w:color="A6A6A6" w:themeColor="background1" w:themeShade="A6"/>
-              <w:right w:val="single" w:sz="6" w:space="0" w:color="A6A6A6" w:themeColor="background1" w:themeShade="A6"/>
+              <w:top w:val="single" w:color="A6A6A6" w:themeColor="background1" w:themeShade="A6" w:sz="6" w:space="0"/>
+              <w:left w:val="single" w:color="A6A6A6" w:themeColor="background1" w:themeShade="A6" w:sz="6" w:space="0"/>
+              <w:right w:val="single" w:color="A6A6A6" w:themeColor="background1" w:themeShade="A6" w:sz="6" w:space="0"/>
             </w:tcBorders>
           </w:tcPr>
           <w:p>
@@ -1095,9 +1095,9 @@
             <w:tcW w:w="7350" w:type="dxa"/>
             <w:gridSpan w:val="5"/>
             <w:tcBorders>
-              <w:top w:val="single" w:sz="6" w:space="0" w:color="A6A6A6" w:themeColor="background1" w:themeShade="A6"/>
-              <w:left w:val="single" w:sz="6" w:space="0" w:color="A6A6A6" w:themeColor="background1" w:themeShade="A6"/>
-              <w:right w:val="single" w:sz="6" w:space="0" w:color="A6A6A6" w:themeColor="background1" w:themeShade="A6"/>
+              <w:top w:val="single" w:color="A6A6A6" w:themeColor="background1" w:themeShade="A6" w:sz="6" w:space="0"/>
+              <w:left w:val="single" w:color="A6A6A6" w:themeColor="background1" w:themeShade="A6" w:sz="6" w:space="0"/>
+              <w:right w:val="single" w:color="A6A6A6" w:themeColor="background1" w:themeShade="A6" w:sz="6" w:space="0"/>
             </w:tcBorders>
           </w:tcPr>
           <w:p>
@@ -1113,8 +1113,8 @@
             <w:tcW w:w="269" w:type="dxa"/>
             <w:vMerge w:val="restart"/>
             <w:tcBorders>
-              <w:left w:val="single" w:sz="6" w:space="0" w:color="A6A6A6" w:themeColor="background1" w:themeShade="A6"/>
-              <w:right w:val="single" w:sz="6" w:space="0" w:color="7E7B99" w:themeColor="text2" w:themeTint="99"/>
+              <w:left w:val="single" w:color="A6A6A6" w:themeColor="background1" w:themeShade="A6" w:sz="6" w:space="0"/>
+              <w:right w:val="single" w:color="7E7B99" w:themeColor="text2" w:themeTint="99" w:sz="6" w:space="0"/>
             </w:tcBorders>
           </w:tcPr>
           <w:p/>
@@ -1124,8 +1124,8 @@
             <w:tcW w:w="539" w:type="dxa"/>
             <w:vMerge w:val="restart"/>
             <w:tcBorders>
-              <w:top w:val="single" w:sz="6" w:space="0" w:color="7E7B99" w:themeColor="text2" w:themeTint="99"/>
-              <w:left w:val="single" w:sz="6" w:space="0" w:color="7E7B99" w:themeColor="text2" w:themeTint="99"/>
+              <w:top w:val="single" w:color="7E7B99" w:themeColor="text2" w:themeTint="99" w:sz="6" w:space="0"/>
+              <w:left w:val="single" w:color="7E7B99" w:themeColor="text2" w:themeTint="99" w:sz="6" w:space="0"/>
             </w:tcBorders>
           </w:tcPr>
           <w:p/>
@@ -1134,8 +1134,8 @@
           <w:tcPr>
             <w:tcW w:w="5938" w:type="dxa"/>
             <w:tcBorders>
-              <w:top w:val="single" w:sz="6" w:space="0" w:color="7E7B99" w:themeColor="text2" w:themeTint="99"/>
-              <w:bottom w:val="single" w:sz="6" w:space="0" w:color="7E7B99" w:themeColor="text2" w:themeTint="99"/>
+              <w:top w:val="single" w:color="7E7B99" w:themeColor="text2" w:themeTint="99" w:sz="6" w:space="0"/>
+              <w:bottom w:val="single" w:color="7E7B99" w:themeColor="text2" w:themeTint="99" w:sz="6" w:space="0"/>
             </w:tcBorders>
             <w:tcMar>
               <w:top w:w="1440" w:type="dxa"/>
@@ -1313,8 +1313,8 @@
             <w:tcW w:w="540" w:type="dxa"/>
             <w:vMerge w:val="restart"/>
             <w:tcBorders>
-              <w:top w:val="single" w:sz="6" w:space="0" w:color="7E7B99" w:themeColor="text2" w:themeTint="99"/>
-              <w:right w:val="single" w:sz="6" w:space="0" w:color="7E7B99" w:themeColor="text2" w:themeTint="99"/>
+              <w:top w:val="single" w:color="7E7B99" w:themeColor="text2" w:themeTint="99" w:sz="6" w:space="0"/>
+              <w:right w:val="single" w:color="7E7B99" w:themeColor="text2" w:themeTint="99" w:sz="6" w:space="0"/>
             </w:tcBorders>
           </w:tcPr>
           <w:p/>
@@ -1324,8 +1324,8 @@
             <w:tcW w:w="180" w:type="dxa"/>
             <w:vMerge w:val="restart"/>
             <w:tcBorders>
-              <w:left w:val="single" w:sz="6" w:space="0" w:color="7E7B99" w:themeColor="text2" w:themeTint="99"/>
-              <w:right w:val="single" w:sz="6" w:space="0" w:color="A6A6A6" w:themeColor="background1" w:themeShade="A6"/>
+              <w:left w:val="single" w:color="7E7B99" w:themeColor="text2" w:themeTint="99" w:sz="6" w:space="0"/>
+              <w:right w:val="single" w:color="A6A6A6" w:themeColor="background1" w:themeShade="A6" w:sz="6" w:space="0"/>
             </w:tcBorders>
           </w:tcPr>
           <w:p/>
@@ -1335,8 +1335,8 @@
             <w:tcW w:w="180" w:type="dxa"/>
             <w:vMerge w:val="restart"/>
             <w:tcBorders>
-              <w:left w:val="single" w:sz="6" w:space="0" w:color="A6A6A6" w:themeColor="background1" w:themeShade="A6"/>
-              <w:right w:val="single" w:sz="6" w:space="0" w:color="7E7B99" w:themeColor="text2" w:themeTint="99"/>
+              <w:left w:val="single" w:color="A6A6A6" w:themeColor="background1" w:themeShade="A6" w:sz="6" w:space="0"/>
+              <w:right w:val="single" w:color="7E7B99" w:themeColor="text2" w:themeTint="99" w:sz="6" w:space="0"/>
             </w:tcBorders>
           </w:tcPr>
           <w:p/>
@@ -1346,8 +1346,8 @@
             <w:tcW w:w="540" w:type="dxa"/>
             <w:vMerge w:val="restart"/>
             <w:tcBorders>
-              <w:top w:val="single" w:sz="6" w:space="0" w:color="7E7B99" w:themeColor="text2" w:themeTint="99"/>
-              <w:left w:val="single" w:sz="6" w:space="0" w:color="7E7B99" w:themeColor="text2" w:themeTint="99"/>
+              <w:top w:val="single" w:color="7E7B99" w:themeColor="text2" w:themeTint="99" w:sz="6" w:space="0"/>
+              <w:left w:val="single" w:color="7E7B99" w:themeColor="text2" w:themeTint="99" w:sz="6" w:space="0"/>
             </w:tcBorders>
           </w:tcPr>
           <w:p/>
@@ -1356,8 +1356,8 @@
           <w:tcPr>
             <w:tcW w:w="5848" w:type="dxa"/>
             <w:tcBorders>
-              <w:top w:val="single" w:sz="6" w:space="0" w:color="7E7B99" w:themeColor="text2" w:themeTint="99"/>
-              <w:bottom w:val="single" w:sz="6" w:space="0" w:color="7E7B99" w:themeColor="text2" w:themeTint="99"/>
+              <w:top w:val="single" w:color="7E7B99" w:themeColor="text2" w:themeTint="99" w:sz="6" w:space="0"/>
+              <w:bottom w:val="single" w:color="7E7B99" w:themeColor="text2" w:themeTint="99" w:sz="6" w:space="0"/>
             </w:tcBorders>
             <w:vAlign w:val="center"/>
           </w:tcPr>
@@ -1528,8 +1528,8 @@
             <w:tcW w:w="540" w:type="dxa"/>
             <w:vMerge w:val="restart"/>
             <w:tcBorders>
-              <w:top w:val="single" w:sz="6" w:space="0" w:color="7E7B99" w:themeColor="text2" w:themeTint="99"/>
-              <w:right w:val="single" w:sz="6" w:space="0" w:color="7E7B99" w:themeColor="text2" w:themeTint="99"/>
+              <w:top w:val="single" w:color="7E7B99" w:themeColor="text2" w:themeTint="99" w:sz="6" w:space="0"/>
+              <w:right w:val="single" w:color="7E7B99" w:themeColor="text2" w:themeTint="99" w:sz="6" w:space="0"/>
             </w:tcBorders>
           </w:tcPr>
           <w:p/>
@@ -1539,8 +1539,8 @@
             <w:tcW w:w="242" w:type="dxa"/>
             <w:vMerge w:val="restart"/>
             <w:tcBorders>
-              <w:left w:val="single" w:sz="6" w:space="0" w:color="7E7B99" w:themeColor="text2" w:themeTint="99"/>
-              <w:right w:val="single" w:sz="6" w:space="0" w:color="A6A6A6" w:themeColor="background1" w:themeShade="A6"/>
+              <w:left w:val="single" w:color="7E7B99" w:themeColor="text2" w:themeTint="99" w:sz="6" w:space="0"/>
+              <w:right w:val="single" w:color="A6A6A6" w:themeColor="background1" w:themeShade="A6" w:sz="6" w:space="0"/>
             </w:tcBorders>
           </w:tcPr>
           <w:p/>
@@ -1552,8 +1552,8 @@
             <w:tcW w:w="269" w:type="dxa"/>
             <w:vMerge/>
             <w:tcBorders>
-              <w:left w:val="single" w:sz="6" w:space="0" w:color="A6A6A6" w:themeColor="background1" w:themeShade="A6"/>
-              <w:right w:val="single" w:sz="6" w:space="0" w:color="7E7B99" w:themeColor="text2" w:themeTint="99"/>
+              <w:left w:val="single" w:color="A6A6A6" w:themeColor="background1" w:themeShade="A6" w:sz="6" w:space="0"/>
+              <w:right w:val="single" w:color="7E7B99" w:themeColor="text2" w:themeTint="99" w:sz="6" w:space="0"/>
             </w:tcBorders>
           </w:tcPr>
           <w:p/>
@@ -1563,8 +1563,8 @@
             <w:tcW w:w="539" w:type="dxa"/>
             <w:vMerge/>
             <w:tcBorders>
-              <w:left w:val="single" w:sz="6" w:space="0" w:color="7E7B99" w:themeColor="text2" w:themeTint="99"/>
-              <w:bottom w:val="single" w:sz="6" w:space="0" w:color="7E7B99" w:themeColor="text2" w:themeTint="99"/>
+              <w:left w:val="single" w:color="7E7B99" w:themeColor="text2" w:themeTint="99" w:sz="6" w:space="0"/>
+              <w:bottom w:val="single" w:color="7E7B99" w:themeColor="text2" w:themeTint="99" w:sz="6" w:space="0"/>
             </w:tcBorders>
           </w:tcPr>
           <w:p/>
@@ -1573,8 +1573,8 @@
           <w:tcPr>
             <w:tcW w:w="5938" w:type="dxa"/>
             <w:tcBorders>
-              <w:top w:val="single" w:sz="6" w:space="0" w:color="7E7B99" w:themeColor="text2" w:themeTint="99"/>
-              <w:bottom w:val="single" w:sz="6" w:space="0" w:color="7E7B99" w:themeColor="text2" w:themeTint="99"/>
+              <w:top w:val="single" w:color="7E7B99" w:themeColor="text2" w:themeTint="99" w:sz="6" w:space="0"/>
+              <w:bottom w:val="single" w:color="7E7B99" w:themeColor="text2" w:themeTint="99" w:sz="6" w:space="0"/>
             </w:tcBorders>
             <w:tcMar>
               <w:top w:w="432" w:type="dxa"/>
@@ -1679,8 +1679,8 @@
             <w:tcW w:w="540" w:type="dxa"/>
             <w:vMerge/>
             <w:tcBorders>
-              <w:bottom w:val="single" w:sz="6" w:space="0" w:color="7E7B99" w:themeColor="text2" w:themeTint="99"/>
-              <w:right w:val="single" w:sz="6" w:space="0" w:color="7E7B99" w:themeColor="text2" w:themeTint="99"/>
+              <w:bottom w:val="single" w:color="7E7B99" w:themeColor="text2" w:themeTint="99" w:sz="6" w:space="0"/>
+              <w:right w:val="single" w:color="7E7B99" w:themeColor="text2" w:themeTint="99" w:sz="6" w:space="0"/>
             </w:tcBorders>
           </w:tcPr>
           <w:p/>
@@ -1690,8 +1690,8 @@
             <w:tcW w:w="180" w:type="dxa"/>
             <w:vMerge/>
             <w:tcBorders>
-              <w:left w:val="single" w:sz="6" w:space="0" w:color="7E7B99" w:themeColor="text2" w:themeTint="99"/>
-              <w:right w:val="single" w:sz="6" w:space="0" w:color="A6A6A6" w:themeColor="background1" w:themeShade="A6"/>
+              <w:left w:val="single" w:color="7E7B99" w:themeColor="text2" w:themeTint="99" w:sz="6" w:space="0"/>
+              <w:right w:val="single" w:color="A6A6A6" w:themeColor="background1" w:themeShade="A6" w:sz="6" w:space="0"/>
             </w:tcBorders>
           </w:tcPr>
           <w:p/>
@@ -1701,8 +1701,8 @@
             <w:tcW w:w="180" w:type="dxa"/>
             <w:vMerge/>
             <w:tcBorders>
-              <w:left w:val="single" w:sz="6" w:space="0" w:color="A6A6A6" w:themeColor="background1" w:themeShade="A6"/>
-              <w:right w:val="single" w:sz="6" w:space="0" w:color="7E7B99" w:themeColor="text2" w:themeTint="99"/>
+              <w:left w:val="single" w:color="A6A6A6" w:themeColor="background1" w:themeShade="A6" w:sz="6" w:space="0"/>
+              <w:right w:val="single" w:color="7E7B99" w:themeColor="text2" w:themeTint="99" w:sz="6" w:space="0"/>
             </w:tcBorders>
           </w:tcPr>
           <w:p/>
@@ -1712,8 +1712,8 @@
             <w:tcW w:w="540" w:type="dxa"/>
             <w:vMerge/>
             <w:tcBorders>
-              <w:left w:val="single" w:sz="6" w:space="0" w:color="7E7B99" w:themeColor="text2" w:themeTint="99"/>
-              <w:bottom w:val="single" w:sz="6" w:space="0" w:color="7E7B99" w:themeColor="text2" w:themeTint="99"/>
+              <w:left w:val="single" w:color="7E7B99" w:themeColor="text2" w:themeTint="99" w:sz="6" w:space="0"/>
+              <w:bottom w:val="single" w:color="7E7B99" w:themeColor="text2" w:themeTint="99" w:sz="6" w:space="0"/>
             </w:tcBorders>
           </w:tcPr>
           <w:p/>
@@ -1722,8 +1722,8 @@
           <w:tcPr>
             <w:tcW w:w="5848" w:type="dxa"/>
             <w:tcBorders>
-              <w:top w:val="single" w:sz="6" w:space="0" w:color="7E7B99" w:themeColor="text2" w:themeTint="99"/>
-              <w:bottom w:val="single" w:sz="6" w:space="0" w:color="7E7B99" w:themeColor="text2" w:themeTint="99"/>
+              <w:top w:val="single" w:color="7E7B99" w:themeColor="text2" w:themeTint="99" w:sz="6" w:space="0"/>
+              <w:bottom w:val="single" w:color="7E7B99" w:themeColor="text2" w:themeTint="99" w:sz="6" w:space="0"/>
             </w:tcBorders>
             <w:vAlign w:val="center"/>
           </w:tcPr>
@@ -1784,8 +1784,8 @@
             <w:tcW w:w="540" w:type="dxa"/>
             <w:vMerge/>
             <w:tcBorders>
-              <w:bottom w:val="single" w:sz="6" w:space="0" w:color="7E7B99" w:themeColor="text2" w:themeTint="99"/>
-              <w:right w:val="single" w:sz="6" w:space="0" w:color="7E7B99" w:themeColor="text2" w:themeTint="99"/>
+              <w:bottom w:val="single" w:color="7E7B99" w:themeColor="text2" w:themeTint="99" w:sz="6" w:space="0"/>
+              <w:right w:val="single" w:color="7E7B99" w:themeColor="text2" w:themeTint="99" w:sz="6" w:space="0"/>
             </w:tcBorders>
           </w:tcPr>
           <w:p/>
@@ -1795,8 +1795,8 @@
             <w:tcW w:w="242" w:type="dxa"/>
             <w:vMerge/>
             <w:tcBorders>
-              <w:left w:val="single" w:sz="6" w:space="0" w:color="7E7B99" w:themeColor="text2" w:themeTint="99"/>
-              <w:right w:val="single" w:sz="6" w:space="0" w:color="A6A6A6" w:themeColor="background1" w:themeShade="A6"/>
+              <w:left w:val="single" w:color="7E7B99" w:themeColor="text2" w:themeTint="99" w:sz="6" w:space="0"/>
+              <w:right w:val="single" w:color="A6A6A6" w:themeColor="background1" w:themeShade="A6" w:sz="6" w:space="0"/>
             </w:tcBorders>
           </w:tcPr>
           <w:p/>
@@ -1808,9 +1808,9 @@
             <w:tcW w:w="7466" w:type="dxa"/>
             <w:gridSpan w:val="5"/>
             <w:tcBorders>
-              <w:left w:val="single" w:sz="6" w:space="0" w:color="A6A6A6" w:themeColor="background1" w:themeShade="A6"/>
-              <w:bottom w:val="single" w:sz="6" w:space="0" w:color="A6A6A6" w:themeColor="background1" w:themeShade="A6"/>
-              <w:right w:val="single" w:sz="6" w:space="0" w:color="A6A6A6" w:themeColor="background1" w:themeShade="A6"/>
+              <w:left w:val="single" w:color="A6A6A6" w:themeColor="background1" w:themeShade="A6" w:sz="6" w:space="0"/>
+              <w:bottom w:val="single" w:color="A6A6A6" w:themeColor="background1" w:themeShade="A6" w:sz="6" w:space="0"/>
+              <w:right w:val="single" w:color="A6A6A6" w:themeColor="background1" w:themeShade="A6" w:sz="6" w:space="0"/>
             </w:tcBorders>
           </w:tcPr>
           <w:p>
@@ -1824,9 +1824,9 @@
             <w:tcW w:w="7350" w:type="dxa"/>
             <w:gridSpan w:val="5"/>
             <w:tcBorders>
-              <w:left w:val="single" w:sz="6" w:space="0" w:color="A6A6A6" w:themeColor="background1" w:themeShade="A6"/>
-              <w:bottom w:val="single" w:sz="6" w:space="0" w:color="A6A6A6" w:themeColor="background1" w:themeShade="A6"/>
-              <w:right w:val="single" w:sz="6" w:space="0" w:color="A6A6A6" w:themeColor="background1" w:themeShade="A6"/>
+              <w:left w:val="single" w:color="A6A6A6" w:themeColor="background1" w:themeShade="A6" w:sz="6" w:space="0"/>
+              <w:bottom w:val="single" w:color="A6A6A6" w:themeColor="background1" w:themeShade="A6" w:sz="6" w:space="0"/>
+              <w:right w:val="single" w:color="A6A6A6" w:themeColor="background1" w:themeShade="A6" w:sz="6" w:space="0"/>
             </w:tcBorders>
           </w:tcPr>
           <w:p>
@@ -1846,7 +1846,7 @@
         <mc:AlternateContent>
           <mc:Choice Requires="wps">
             <w:drawing>
-              <wp:anchor distT="0" distB="0" distL="114300" distR="114300" simplePos="0" relativeHeight="251782144" behindDoc="0" locked="0" layoutInCell="1" allowOverlap="1" wp14:anchorId="478DFAA0" wp14:editId="71363877">
+              <wp:anchor distT="0" distB="0" distL="114300" distR="114300" simplePos="0" relativeHeight="251782144" behindDoc="0" locked="0" layoutInCell="1" allowOverlap="1" wp14:editId="71363877" wp14:anchorId="478DFAA0">
                 <wp:simplePos x="0" y="0"/>
                 <wp:positionH relativeFrom="column">
                   <wp:posOffset>5088255</wp:posOffset>
@@ -1912,7 +1912,7 @@
           </mc:Choice>
           <mc:Fallback>
             <w:pict>
-              <v:line w14:anchorId="3F6C5E36" id="Straight Connector 25" o:spid="_x0000_s1026" style="position:absolute;z-index:251782144;visibility:visible;mso-wrap-style:square;mso-width-percent:0;mso-wrap-distance-left:9pt;mso-wrap-distance-top:0;mso-wrap-distance-right:9pt;mso-wrap-distance-bottom:0;mso-position-horizontal:absolute;mso-position-horizontal-relative:text;mso-position-vertical:absolute;mso-position-vertical-relative:text;mso-width-percent:0;mso-width-relative:margin" from="400.65pt,341.3pt" to="690.15pt,341.3pt" o:gfxdata="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" strokecolor="#7e7b99 [1951]"/>
+              <v:line id="Straight Connector 25" style="position:absolute;z-index:251782144;visibility:visible;mso-wrap-style:square;mso-width-percent:0;mso-wrap-distance-left:9pt;mso-wrap-distance-top:0;mso-wrap-distance-right:9pt;mso-wrap-distance-bottom:0;mso-position-horizontal:absolute;mso-position-horizontal-relative:text;mso-position-vertical:absolute;mso-position-vertical-relative:text;mso-width-percent:0;mso-width-relative:margin" o:spid="_x0000_s1026" strokecolor="#7e7b99 [1951]" o:gfxdata="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" from="400.65pt,341.3pt" to="690.15pt,341.3pt" w14:anchorId="3F6C5E36"/>
             </w:pict>
           </mc:Fallback>
         </mc:AlternateContent>

--- a/src/Tests/Inputs/wedding/08/input.docx
+++ b/src/Tests/Inputs/wedding/08/input.docx
@@ -3292,1756 +3292,6 @@
 </w:webSettings>
 </file>
 
-<file path=word/glossary/document.xml><?xml version="1.0" encoding="utf-8"?>
-<w:glossaryDocument xmlns:wpc="http://schemas.microsoft.com/office/word/2010/wordprocessingCanvas" xmlns:cx="http://schemas.microsoft.com/office/drawing/2014/chartex" xmlns:cx1="http://schemas.microsoft.com/office/drawing/2015/9/8/chartex" xmlns:cx2="http://schemas.microsoft.com/office/drawing/2015/10/21/chartex" xmlns:cx3="http://schemas.microsoft.com/office/drawing/2016/5/9/chartex" xmlns:cx4="http://schemas.microsoft.com/office/drawing/2016/5/10/chartex" xmlns:cx5="http://schemas.microsoft.com/office/drawing/2016/5/11/chartex" xmlns:cx6="http://schemas.microsoft.com/office/drawing/2016/5/12/chartex" xmlns:cx7="http://schemas.microsoft.com/office/drawing/2016/5/13/chartex" xmlns:cx8="http://schemas.microsoft.com/office/drawing/2016/5/14/chartex" xmlns:mc="http://schemas.openxmlformats.org/markup-compatibility/2006" xmlns:aink="http://schemas.microsoft.com/office/drawing/2016/ink" xmlns:am3d="http://schemas.microsoft.com/office/drawing/2017/model3d" xmlns:o="urn:schemas-microsoft-com:office:office" xmlns:oel="http://schemas.microsoft.com/office/2019/extlst" xmlns:r="http://schemas.openxmlformats.org/officeDocument/2006/relationships" xmlns:m="http://schemas.openxmlformats.org/officeDocument/2006/math" xmlns:v="urn:schemas-microsoft-com:vml" xmlns:wp14="http://schemas.microsoft.com/office/word/2010/wordprocessingDrawing" xmlns:wp="http://schemas.openxmlformats.org/drawingml/2006/wordprocessingDrawing" xmlns:w10="urn:schemas-microsoft-com:office:word" xmlns:w="http://schemas.openxmlformats.org/wordprocessingml/2006/main" xmlns:w14="http://schemas.microsoft.com/office/word/2010/wordml" xmlns:w15="http://schemas.microsoft.com/office/word/2012/wordml" xmlns:w16cex="http://schemas.microsoft.com/office/word/2018/wordml/cex" xmlns:w16cid="http://schemas.microsoft.com/office/word/2016/wordml/cid" xmlns:w16="http://schemas.microsoft.com/office/word/2018/wordml" xmlns:w16sdtdh="http://schemas.microsoft.com/office/word/2020/wordml/sdtdatahash" xmlns:w16se="http://schemas.microsoft.com/office/word/2015/wordml/symex" xmlns:wpg="http://schemas.microsoft.com/office/word/2010/wordprocessingGroup" xmlns:wpi="http://schemas.microsoft.com/office/word/2010/wordprocessingInk" xmlns:wne="http://schemas.microsoft.com/office/word/2006/wordml" xmlns:wps="http://schemas.microsoft.com/office/word/2010/wordprocessingShape" mc:Ignorable="w14 w15 w16se w16cid w16 w16cex w16sdtdh wp14">
-  <w:docParts>
-    <w:docPart>
-      <w:docPartPr>
-        <w:name w:val="54A8EB4DB06D42489E78BDA049293080"/>
-        <w:category>
-          <w:name w:val="General"/>
-          <w:gallery w:val="placeholder"/>
-        </w:category>
-        <w:types>
-          <w:type w:val="bbPlcHdr"/>
-        </w:types>
-        <w:behaviors>
-          <w:behavior w:val="content"/>
-        </w:behaviors>
-        <w:guid w:val="{D274296B-940E-44F7-8B76-8F3CC65CCBA4}"/>
-      </w:docPartPr>
-      <w:docPartBody>
-        <w:p>
-          <w:pPr>
-            <w:pStyle w:val="54A8EB4DB06D42489E78BDA0492930805"/>
-          </w:pPr>
-          <w:r>
-            <w:t>Thanks and Dedication</w:t>
-          </w:r>
-        </w:p>
-      </w:docPartBody>
-    </w:docPart>
-    <w:docPart>
-      <w:docPartPr>
-        <w:name w:val="FA1BB3B3DD264F2D9DE508FE2969A178"/>
-        <w:category>
-          <w:name w:val="General"/>
-          <w:gallery w:val="placeholder"/>
-        </w:category>
-        <w:types>
-          <w:type w:val="bbPlcHdr"/>
-        </w:types>
-        <w:behaviors>
-          <w:behavior w:val="content"/>
-        </w:behaviors>
-        <w:guid w:val="{C3530021-0BBF-482A-BBA2-239049224AE9}"/>
-      </w:docPartPr>
-      <w:docPartBody>
-        <w:p>
-          <w:pPr>
-            <w:pStyle w:val="FA1BB3B3DD264F2D9DE508FE2969A178"/>
-          </w:pPr>
-          <w:r>
-            <w:rPr>
-              <w:rFonts w:ascii="Baskerville Old Face" w:hAnsi="Baskerville Old Face"/>
-            </w:rPr>
-            <w:t>We would like to express thanks to our parents, family, and friends for all their love and support. Thank you all for sharing this special day with us.</w:t>
-          </w:r>
-        </w:p>
-      </w:docPartBody>
-    </w:docPart>
-    <w:docPart>
-      <w:docPartPr>
-        <w:name w:val="39267021293640FDA8780DBEEA8FFC30"/>
-        <w:category>
-          <w:name w:val="General"/>
-          <w:gallery w:val="placeholder"/>
-        </w:category>
-        <w:types>
-          <w:type w:val="bbPlcHdr"/>
-        </w:types>
-        <w:behaviors>
-          <w:behavior w:val="content"/>
-        </w:behaviors>
-        <w:guid w:val="{4F5BE990-B369-4741-A056-8B0011680001}"/>
-      </w:docPartPr>
-      <w:docPartBody>
-        <w:p>
-          <w:pPr>
-            <w:pStyle w:val="39267021293640FDA8780DBEEA8FFC30"/>
-          </w:pPr>
-          <w:r>
-            <w:t>Groom</w:t>
-          </w:r>
-          <w:r>
-            <w:t>’S FULL NAME</w:t>
-          </w:r>
-        </w:p>
-      </w:docPartBody>
-    </w:docPart>
-    <w:docPart>
-      <w:docPartPr>
-        <w:name w:val="EC9F6986D4004A42A95E90511B0B8919"/>
-        <w:category>
-          <w:name w:val="General"/>
-          <w:gallery w:val="placeholder"/>
-        </w:category>
-        <w:types>
-          <w:type w:val="bbPlcHdr"/>
-        </w:types>
-        <w:behaviors>
-          <w:behavior w:val="content"/>
-        </w:behaviors>
-        <w:guid w:val="{56293EBA-EDE3-4FEA-9ACC-48E5770F7D77}"/>
-      </w:docPartPr>
-      <w:docPartBody>
-        <w:p>
-          <w:r>
-            <w:t>BRIDE’S FULL NAME</w:t>
-          </w:r>
-        </w:p>
-      </w:docPartBody>
-    </w:docPart>
-    <w:docPart>
-      <w:docPartPr>
-        <w:name w:val="E270DEE5506D473181B36F2280F244B1"/>
-        <w:category>
-          <w:name w:val="General"/>
-          <w:gallery w:val="placeholder"/>
-        </w:category>
-        <w:types>
-          <w:type w:val="bbPlcHdr"/>
-        </w:types>
-        <w:behaviors>
-          <w:behavior w:val="content"/>
-        </w:behaviors>
-        <w:guid w:val="{8BB73C7F-467B-4D65-AB60-3F7C4BE6DD10}"/>
-      </w:docPartPr>
-      <w:docPartBody>
-        <w:p>
-          <w:pPr>
-            <w:pStyle w:val="E270DEE5506D473181B36F2280F244B1"/>
-          </w:pPr>
-          <w:r>
-            <w:t>00:00 PM</w:t>
-          </w:r>
-        </w:p>
-      </w:docPartBody>
-    </w:docPart>
-    <w:docPart>
-      <w:docPartPr>
-        <w:name w:val="B6529831F9A74765B69C02812F322A45"/>
-        <w:category>
-          <w:name w:val="General"/>
-          <w:gallery w:val="placeholder"/>
-        </w:category>
-        <w:types>
-          <w:type w:val="bbPlcHdr"/>
-        </w:types>
-        <w:behaviors>
-          <w:behavior w:val="content"/>
-        </w:behaviors>
-        <w:guid w:val="{C0BF544C-4AE4-4C47-BEF8-8EC04FBAA451}"/>
-      </w:docPartPr>
-      <w:docPartBody>
-        <w:p>
-          <w:pPr>
-            <w:pStyle w:val="B6529831F9A74765B69C02812F322A45"/>
-          </w:pPr>
-          <w:r>
-            <w:t>YEAR</w:t>
-          </w:r>
-        </w:p>
-      </w:docPartBody>
-    </w:docPart>
-    <w:docPart>
-      <w:docPartPr>
-        <w:name w:val="32345236AF9647A792F6C1027DAFA140"/>
-        <w:category>
-          <w:name w:val="General"/>
-          <w:gallery w:val="placeholder"/>
-        </w:category>
-        <w:types>
-          <w:type w:val="bbPlcHdr"/>
-        </w:types>
-        <w:behaviors>
-          <w:behavior w:val="content"/>
-        </w:behaviors>
-        <w:guid w:val="{69B7059D-4A26-48D5-B6E1-98DB49CA7116}"/>
-      </w:docPartPr>
-      <w:docPartBody>
-        <w:p>
-          <w:pPr>
-            <w:pStyle w:val="32345236AF9647A792F6C1027DAFA140"/>
-          </w:pPr>
-          <w:r>
-            <w:t>VENUE/PLACE</w:t>
-          </w:r>
-        </w:p>
-      </w:docPartBody>
-    </w:docPart>
-    <w:docPart>
-      <w:docPartPr>
-        <w:name w:val="21852A39CE4849C0830673BF21BFA0EF"/>
-        <w:category>
-          <w:name w:val="General"/>
-          <w:gallery w:val="placeholder"/>
-        </w:category>
-        <w:types>
-          <w:type w:val="bbPlcHdr"/>
-        </w:types>
-        <w:behaviors>
-          <w:behavior w:val="content"/>
-        </w:behaviors>
-        <w:guid w:val="{4847459D-2F24-4550-AB5C-156367056CD4}"/>
-      </w:docPartPr>
-      <w:docPartBody>
-        <w:p>
-          <w:pPr>
-            <w:pStyle w:val="21852A39CE4849C0830673BF21BFA0EF"/>
-          </w:pPr>
-          <w:r>
-            <w:t>MONTH</w:t>
-          </w:r>
-        </w:p>
-      </w:docPartBody>
-    </w:docPart>
-    <w:docPart>
-      <w:docPartPr>
-        <w:name w:val="84E506A619EF4FE8B1A9A00A639EBBB2"/>
-        <w:category>
-          <w:name w:val="General"/>
-          <w:gallery w:val="placeholder"/>
-        </w:category>
-        <w:types>
-          <w:type w:val="bbPlcHdr"/>
-        </w:types>
-        <w:behaviors>
-          <w:behavior w:val="content"/>
-        </w:behaviors>
-        <w:guid w:val="{1262E9EA-91FE-4390-9999-6CE747F6A9C9}"/>
-      </w:docPartPr>
-      <w:docPartBody>
-        <w:p>
-          <w:pPr>
-            <w:pStyle w:val="84E506A619EF4FE8B1A9A00A639EBBB2"/>
-          </w:pPr>
-          <w:r>
-            <w:t>01</w:t>
-          </w:r>
-        </w:p>
-      </w:docPartBody>
-    </w:docPart>
-    <w:docPart>
-      <w:docPartPr>
-        <w:name w:val="5E865593D47145F5B813B03361FA204F"/>
-        <w:category>
-          <w:name w:val="General"/>
-          <w:gallery w:val="placeholder"/>
-        </w:category>
-        <w:types>
-          <w:type w:val="bbPlcHdr"/>
-        </w:types>
-        <w:behaviors>
-          <w:behavior w:val="content"/>
-        </w:behaviors>
-        <w:guid w:val="{5FE62964-8421-44D2-B3CC-2F77023EDB82}"/>
-      </w:docPartPr>
-      <w:docPartBody>
-        <w:p>
-          <w:pPr>
-            <w:pStyle w:val="5E865593D47145F5B813B03361FA204F"/>
-          </w:pPr>
-          <w:r>
-            <w:t>ADDRESS OF THE CEREMONY</w:t>
-          </w:r>
-        </w:p>
-      </w:docPartBody>
-    </w:docPart>
-    <w:docPart>
-      <w:docPartPr>
-        <w:name w:val="670A0F6E6FC646AD991A62A430CF7464"/>
-        <w:category>
-          <w:name w:val="General"/>
-          <w:gallery w:val="placeholder"/>
-        </w:category>
-        <w:types>
-          <w:type w:val="bbPlcHdr"/>
-        </w:types>
-        <w:behaviors>
-          <w:behavior w:val="content"/>
-        </w:behaviors>
-        <w:guid w:val="{D1468E16-1484-4056-ABCD-D87502336070}"/>
-      </w:docPartPr>
-      <w:docPartBody>
-        <w:p>
-          <w:pPr>
-            <w:pStyle w:val="670A0F6E6FC646AD991A62A430CF7464"/>
-          </w:pPr>
-          <w:r>
-            <w:t>dinner and dancing to follow</w:t>
-          </w:r>
-        </w:p>
-      </w:docPartBody>
-    </w:docPart>
-    <w:docPart>
-      <w:docPartPr>
-        <w:name w:val="FE3654593AD8466AA52B6929FF03F979"/>
-        <w:category>
-          <w:name w:val="General"/>
-          <w:gallery w:val="placeholder"/>
-        </w:category>
-        <w:types>
-          <w:type w:val="bbPlcHdr"/>
-        </w:types>
-        <w:behaviors>
-          <w:behavior w:val="content"/>
-        </w:behaviors>
-        <w:guid w:val="{D456AAE5-346E-492B-90E9-E80B920DF039}"/>
-      </w:docPartPr>
-      <w:docPartBody>
-        <w:p>
-          <w:pPr>
-            <w:pStyle w:val="FE3654593AD8466AA52B6929FF03F979"/>
-          </w:pPr>
-          <w:r>
-            <w:t>The Ceremony</w:t>
-          </w:r>
-        </w:p>
-      </w:docPartBody>
-    </w:docPart>
-    <w:docPart>
-      <w:docPartPr>
-        <w:name w:val="2E9666783BBB441FB1A887211A2651FC"/>
-        <w:category>
-          <w:name w:val="General"/>
-          <w:gallery w:val="placeholder"/>
-        </w:category>
-        <w:types>
-          <w:type w:val="bbPlcHdr"/>
-        </w:types>
-        <w:behaviors>
-          <w:behavior w:val="content"/>
-        </w:behaviors>
-        <w:guid w:val="{5E8D264B-8427-4B64-AE16-FBEC2F613450}"/>
-      </w:docPartPr>
-      <w:docPartBody>
-        <w:p>
-          <w:pPr>
-            <w:jc w:val="center"/>
-            <w:rPr>
-              <w:rFonts w:ascii="Baskerville Old Face" w:hAnsi="Baskerville Old Face"/>
-            </w:rPr>
-          </w:pPr>
-          <w:r>
-            <w:rPr>
-              <w:rFonts w:ascii="Baskerville Old Face" w:hAnsi="Baskerville Old Face"/>
-            </w:rPr>
-            <w:t>Prelude</w:t>
-          </w:r>
-        </w:p>
-        <w:p>
-          <w:pPr>
-            <w:jc w:val="center"/>
-            <w:rPr>
-              <w:rFonts w:ascii="Baskerville Old Face" w:hAnsi="Baskerville Old Face"/>
-            </w:rPr>
-          </w:pPr>
-          <w:r>
-            <w:rPr>
-              <w:rFonts w:ascii="Baskerville Old Face" w:hAnsi="Baskerville Old Face"/>
-            </w:rPr>
-            <w:t xml:space="preserve">Processional </w:t>
-          </w:r>
-        </w:p>
-        <w:p>
-          <w:pPr>
-            <w:jc w:val="center"/>
-            <w:rPr>
-              <w:rFonts w:ascii="Baskerville Old Face" w:hAnsi="Baskerville Old Face"/>
-            </w:rPr>
-          </w:pPr>
-          <w:r>
-            <w:rPr>
-              <w:rFonts w:ascii="Baskerville Old Face" w:hAnsi="Baskerville Old Face"/>
-            </w:rPr>
-            <w:t>Opening Words</w:t>
-          </w:r>
-        </w:p>
-        <w:p>
-          <w:pPr>
-            <w:jc w:val="center"/>
-            <w:rPr>
-              <w:rFonts w:ascii="Baskerville Old Face" w:hAnsi="Baskerville Old Face"/>
-            </w:rPr>
-          </w:pPr>
-          <w:r>
-            <w:rPr>
-              <w:rFonts w:ascii="Baskerville Old Face" w:hAnsi="Baskerville Old Face"/>
-            </w:rPr>
-            <w:t xml:space="preserve">Readings </w:t>
-          </w:r>
-        </w:p>
-        <w:p>
-          <w:pPr>
-            <w:jc w:val="center"/>
-            <w:rPr>
-              <w:rFonts w:ascii="Baskerville Old Face" w:hAnsi="Baskerville Old Face"/>
-            </w:rPr>
-          </w:pPr>
-          <w:r>
-            <w:rPr>
-              <w:rFonts w:ascii="Baskerville Old Face" w:hAnsi="Baskerville Old Face"/>
-            </w:rPr>
-            <w:t>Declaration of Intent</w:t>
-          </w:r>
-        </w:p>
-        <w:p>
-          <w:pPr>
-            <w:jc w:val="center"/>
-            <w:rPr>
-              <w:rFonts w:ascii="Baskerville Old Face" w:hAnsi="Baskerville Old Face"/>
-            </w:rPr>
-          </w:pPr>
-          <w:r>
-            <w:rPr>
-              <w:rFonts w:ascii="Baskerville Old Face" w:hAnsi="Baskerville Old Face"/>
-            </w:rPr>
-            <w:t>Exchange of Vows</w:t>
-          </w:r>
-        </w:p>
-        <w:p>
-          <w:pPr>
-            <w:jc w:val="center"/>
-            <w:rPr>
-              <w:rFonts w:ascii="Baskerville Old Face" w:hAnsi="Baskerville Old Face"/>
-            </w:rPr>
-          </w:pPr>
-          <w:r>
-            <w:rPr>
-              <w:rFonts w:ascii="Baskerville Old Face" w:hAnsi="Baskerville Old Face"/>
-            </w:rPr>
-            <w:t>Exchange of Rings</w:t>
-          </w:r>
-        </w:p>
-        <w:p>
-          <w:pPr>
-            <w:jc w:val="center"/>
-            <w:rPr>
-              <w:rFonts w:ascii="Baskerville Old Face" w:hAnsi="Baskerville Old Face"/>
-            </w:rPr>
-          </w:pPr>
-          <w:r>
-            <w:rPr>
-              <w:rFonts w:ascii="Baskerville Old Face" w:hAnsi="Baskerville Old Face"/>
-            </w:rPr>
-            <w:t>Declaration of Marriage</w:t>
-          </w:r>
-        </w:p>
-        <w:p>
-          <w:pPr>
-            <w:jc w:val="center"/>
-            <w:rPr>
-              <w:rFonts w:ascii="Baskerville Old Face" w:hAnsi="Baskerville Old Face"/>
-            </w:rPr>
-          </w:pPr>
-          <w:r>
-            <w:rPr>
-              <w:rFonts w:ascii="Baskerville Old Face" w:hAnsi="Baskerville Old Face"/>
-            </w:rPr>
-            <w:t>Blessings</w:t>
-          </w:r>
-        </w:p>
-        <w:p>
-          <w:pPr>
-            <w:pStyle w:val="2E9666783BBB441FB1A887211A2651FC"/>
-          </w:pPr>
-          <w:r>
-            <w:rPr>
-              <w:rFonts w:ascii="Baskerville Old Face" w:hAnsi="Baskerville Old Face"/>
-            </w:rPr>
-            <w:t>Recessional</w:t>
-          </w:r>
-        </w:p>
-      </w:docPartBody>
-    </w:docPart>
-    <w:docPart>
-      <w:docPartPr>
-        <w:name w:val="CD38367948864A789B12FB921C7E1C59"/>
-        <w:category>
-          <w:name w:val="General"/>
-          <w:gallery w:val="placeholder"/>
-        </w:category>
-        <w:types>
-          <w:type w:val="bbPlcHdr"/>
-        </w:types>
-        <w:behaviors>
-          <w:behavior w:val="content"/>
-        </w:behaviors>
-        <w:guid w:val="{D6B53C43-862C-4579-9DE9-6AC180268DAF}"/>
-      </w:docPartPr>
-      <w:docPartBody>
-        <w:p>
-          <w:pPr>
-            <w:pStyle w:val="CD38367948864A789B12FB921C7E1C59"/>
-          </w:pPr>
-          <w:r>
-            <w:t>Wedding Participants</w:t>
-          </w:r>
-        </w:p>
-      </w:docPartBody>
-    </w:docPart>
-    <w:docPart>
-      <w:docPartPr>
-        <w:name w:val="D9B918C57B8A4B85B7CB284419571F75"/>
-        <w:category>
-          <w:name w:val="General"/>
-          <w:gallery w:val="placeholder"/>
-        </w:category>
-        <w:types>
-          <w:type w:val="bbPlcHdr"/>
-        </w:types>
-        <w:behaviors>
-          <w:behavior w:val="content"/>
-        </w:behaviors>
-        <w:guid w:val="{9E27A9E4-493F-4377-91D2-87CA46F31EBA}"/>
-      </w:docPartPr>
-      <w:docPartBody>
-        <w:p>
-          <w:pPr>
-            <w:jc w:val="center"/>
-            <w:rPr>
-              <w:rFonts w:ascii="Baskerville Old Face" w:hAnsi="Baskerville Old Face"/>
-            </w:rPr>
-          </w:pPr>
-          <w:r>
-            <w:rPr>
-              <w:rFonts w:ascii="Baskerville Old Face" w:hAnsi="Baskerville Old Face"/>
-            </w:rPr>
-            <w:t>Officiant(s)</w:t>
-          </w:r>
-        </w:p>
-        <w:p>
-          <w:pPr>
-            <w:jc w:val="center"/>
-            <w:rPr>
-              <w:rFonts w:ascii="Baskerville Old Face" w:hAnsi="Baskerville Old Face"/>
-            </w:rPr>
-          </w:pPr>
-          <w:r>
-            <w:rPr>
-              <w:rFonts w:ascii="Baskerville Old Face" w:hAnsi="Baskerville Old Face"/>
-            </w:rPr>
-            <w:t>Parents of the Bride</w:t>
-          </w:r>
-        </w:p>
-        <w:p>
-          <w:pPr>
-            <w:jc w:val="center"/>
-            <w:rPr>
-              <w:rFonts w:ascii="Baskerville Old Face" w:hAnsi="Baskerville Old Face"/>
-            </w:rPr>
-          </w:pPr>
-          <w:r>
-            <w:rPr>
-              <w:rFonts w:ascii="Baskerville Old Face" w:hAnsi="Baskerville Old Face"/>
-            </w:rPr>
-            <w:t>Parents of the Groom</w:t>
-          </w:r>
-        </w:p>
-        <w:p>
-          <w:pPr>
-            <w:jc w:val="center"/>
-            <w:rPr>
-              <w:rFonts w:ascii="Baskerville Old Face" w:hAnsi="Baskerville Old Face"/>
-            </w:rPr>
-          </w:pPr>
-          <w:r>
-            <w:rPr>
-              <w:rFonts w:ascii="Baskerville Old Face" w:hAnsi="Baskerville Old Face"/>
-            </w:rPr>
-            <w:t>Maid/Matron of Honor</w:t>
-          </w:r>
-        </w:p>
-        <w:p>
-          <w:pPr>
-            <w:jc w:val="center"/>
-            <w:rPr>
-              <w:rFonts w:ascii="Baskerville Old Face" w:hAnsi="Baskerville Old Face"/>
-            </w:rPr>
-          </w:pPr>
-          <w:r>
-            <w:rPr>
-              <w:rFonts w:ascii="Baskerville Old Face" w:hAnsi="Baskerville Old Face"/>
-            </w:rPr>
-            <w:t>Best Man</w:t>
-          </w:r>
-        </w:p>
-        <w:p>
-          <w:pPr>
-            <w:jc w:val="center"/>
-            <w:rPr>
-              <w:rFonts w:ascii="Baskerville Old Face" w:hAnsi="Baskerville Old Face"/>
-            </w:rPr>
-          </w:pPr>
-          <w:r>
-            <w:rPr>
-              <w:rFonts w:ascii="Baskerville Old Face" w:hAnsi="Baskerville Old Face"/>
-            </w:rPr>
-            <w:t>Bridesmaids</w:t>
-          </w:r>
-        </w:p>
-        <w:p>
-          <w:pPr>
-            <w:jc w:val="center"/>
-            <w:rPr>
-              <w:rFonts w:ascii="Baskerville Old Face" w:hAnsi="Baskerville Old Face"/>
-            </w:rPr>
-          </w:pPr>
-          <w:r>
-            <w:rPr>
-              <w:rFonts w:ascii="Baskerville Old Face" w:hAnsi="Baskerville Old Face"/>
-            </w:rPr>
-            <w:t>Groomsmen</w:t>
-          </w:r>
-        </w:p>
-        <w:p>
-          <w:pPr>
-            <w:jc w:val="center"/>
-            <w:rPr>
-              <w:rFonts w:ascii="Baskerville Old Face" w:hAnsi="Baskerville Old Face"/>
-            </w:rPr>
-          </w:pPr>
-          <w:r>
-            <w:rPr>
-              <w:rFonts w:ascii="Baskerville Old Face" w:hAnsi="Baskerville Old Face"/>
-            </w:rPr>
-            <w:t>Reader(s)</w:t>
-          </w:r>
-        </w:p>
-        <w:p>
-          <w:pPr>
-            <w:pStyle w:val="D9B918C57B8A4B85B7CB284419571F75"/>
-          </w:pPr>
-          <w:r>
-            <w:rPr>
-              <w:rFonts w:ascii="Baskerville Old Face" w:hAnsi="Baskerville Old Face"/>
-            </w:rPr>
-            <w:t>Musicians</w:t>
-          </w:r>
-        </w:p>
-      </w:docPartBody>
-    </w:docPart>
-    <w:docPart>
-      <w:docPartPr>
-        <w:name w:val="D82ABDFFCF5648D282DBB708C3493288"/>
-        <w:category>
-          <w:name w:val="General"/>
-          <w:gallery w:val="placeholder"/>
-        </w:category>
-        <w:types>
-          <w:type w:val="bbPlcHdr"/>
-        </w:types>
-        <w:behaviors>
-          <w:behavior w:val="content"/>
-        </w:behaviors>
-        <w:guid w:val="{12B1BCBF-FCE3-442D-A13D-0E520D893D39}"/>
-      </w:docPartPr>
-      <w:docPartBody>
-        <w:p>
-          <w:pPr>
-            <w:pStyle w:val="D82ABDFFCF5648D282DBB708C3493288"/>
-          </w:pPr>
-          <w:r>
-            <w:t>Additional Text</w:t>
-          </w:r>
-        </w:p>
-      </w:docPartBody>
-    </w:docPart>
-    <w:docPart>
-      <w:docPartPr>
-        <w:name w:val="FEE4903AB913488D895473134D41DD81"/>
-        <w:category>
-          <w:name w:val="General"/>
-          <w:gallery w:val="placeholder"/>
-        </w:category>
-        <w:types>
-          <w:type w:val="bbPlcHdr"/>
-        </w:types>
-        <w:behaviors>
-          <w:behavior w:val="content"/>
-        </w:behaviors>
-        <w:guid w:val="{8DCB88DF-3FA0-4F63-9B70-60B0B0DFB5B8}"/>
-      </w:docPartPr>
-      <w:docPartBody>
-        <w:p>
-          <w:pPr>
-            <w:jc w:val="center"/>
-            <w:rPr>
-              <w:rFonts w:ascii="Baskerville Old Face" w:hAnsi="Baskerville Old Face"/>
-            </w:rPr>
-          </w:pPr>
-          <w:r>
-            <w:rPr>
-              <w:rFonts w:ascii="Baskerville Old Face" w:hAnsi="Baskerville Old Face"/>
-            </w:rPr>
-            <w:t xml:space="preserve">Type a quote </w:t>
-          </w:r>
-        </w:p>
-        <w:p>
-          <w:pPr>
-            <w:jc w:val="center"/>
-            <w:rPr>
-              <w:rFonts w:ascii="Baskerville Old Face" w:hAnsi="Baskerville Old Face"/>
-            </w:rPr>
-          </w:pPr>
-          <w:r>
-            <w:rPr>
-              <w:rFonts w:ascii="Baskerville Old Face" w:hAnsi="Baskerville Old Face"/>
-            </w:rPr>
-            <w:t xml:space="preserve">Or a poem  </w:t>
-          </w:r>
-        </w:p>
-        <w:p>
-          <w:pPr>
-            <w:jc w:val="center"/>
-            <w:rPr>
-              <w:rFonts w:ascii="Baskerville Old Face" w:hAnsi="Baskerville Old Face"/>
-            </w:rPr>
-          </w:pPr>
-          <w:r>
-            <w:rPr>
-              <w:rFonts w:ascii="Baskerville Old Face" w:hAnsi="Baskerville Old Face"/>
-            </w:rPr>
-            <w:t xml:space="preserve">about marriage </w:t>
-          </w:r>
-        </w:p>
-        <w:p>
-          <w:pPr>
-            <w:pStyle w:val="FEE4903AB913488D895473134D41DD81"/>
-          </w:pPr>
-          <w:r>
-            <w:rPr>
-              <w:rFonts w:ascii="Baskerville Old Face" w:hAnsi="Baskerville Old Face"/>
-            </w:rPr>
-            <w:t xml:space="preserve">here </w:t>
-          </w:r>
-        </w:p>
-      </w:docPartBody>
-    </w:docPart>
-    <w:docPart>
-      <w:docPartPr>
-        <w:name w:val="44DE993C4D6A4307B82D7730E186B0C8"/>
-        <w:category>
-          <w:name w:val="General"/>
-          <w:gallery w:val="placeholder"/>
-        </w:category>
-        <w:types>
-          <w:type w:val="bbPlcHdr"/>
-        </w:types>
-        <w:behaviors>
-          <w:behavior w:val="content"/>
-        </w:behaviors>
-        <w:guid w:val="{2FA61EE6-E78F-4591-BE76-F36ACF3E62F8}"/>
-      </w:docPartPr>
-      <w:docPartBody>
-        <w:p>
-          <w:pPr>
-            <w:pStyle w:val="44DE993C4D6A4307B82D7730E186B0C8"/>
-          </w:pPr>
-          <w:r>
-            <w:t>Additional Text</w:t>
-          </w:r>
-        </w:p>
-      </w:docPartBody>
-    </w:docPart>
-    <w:docPart>
-      <w:docPartPr>
-        <w:name w:val="660AE98F45A14BC8A61BEA2A033D59C9"/>
-        <w:category>
-          <w:name w:val="General"/>
-          <w:gallery w:val="placeholder"/>
-        </w:category>
-        <w:types>
-          <w:type w:val="bbPlcHdr"/>
-        </w:types>
-        <w:behaviors>
-          <w:behavior w:val="content"/>
-        </w:behaviors>
-        <w:guid w:val="{FA45F1C7-5343-4ADB-AD93-6DF9DF6D52C7}"/>
-      </w:docPartPr>
-      <w:docPartBody>
-        <w:p>
-          <w:pPr>
-            <w:jc w:val="center"/>
-          </w:pPr>
-          <w:r>
-            <w:t>Readings</w:t>
-          </w:r>
-        </w:p>
-        <w:p>
-          <w:pPr>
-            <w:jc w:val="center"/>
-          </w:pPr>
-          <w:r>
-            <w:t>Hymns</w:t>
-          </w:r>
-        </w:p>
-        <w:p>
-          <w:pPr>
-            <w:pStyle w:val="660AE98F45A14BC8A61BEA2A033D59C9"/>
-          </w:pPr>
-          <w:r>
-            <w:t>Poems</w:t>
-          </w:r>
-        </w:p>
-      </w:docPartBody>
-    </w:docPart>
-  </w:docParts>
-</w:glossaryDocument>
-</file>
-
-<file path=word/glossary/fontTable.xml><?xml version="1.0" encoding="utf-8"?>
-<w:fonts xmlns:mc="http://schemas.openxmlformats.org/markup-compatibility/2006" xmlns:r="http://schemas.openxmlformats.org/officeDocument/2006/relationships" xmlns:w="http://schemas.openxmlformats.org/wordprocessingml/2006/main" xmlns:w14="http://schemas.microsoft.com/office/word/2010/wordml" xmlns:w15="http://schemas.microsoft.com/office/word/2012/wordml" xmlns:w16cex="http://schemas.microsoft.com/office/word/2018/wordml/cex" xmlns:w16cid="http://schemas.microsoft.com/office/word/2016/wordml/cid" xmlns:w16="http://schemas.microsoft.com/office/word/2018/wordml" xmlns:w16sdtdh="http://schemas.microsoft.com/office/word/2020/wordml/sdtdatahash" xmlns:w16se="http://schemas.microsoft.com/office/word/2015/wordml/symex" mc:Ignorable="w14 w15 w16se w16cid w16 w16cex w16sdtdh">
-  <w:font w:name="Baskerville Old Face">
-    <w:panose1 w:val="02020602080505020303"/>
-    <w:charset w:val="00"/>
-    <w:family w:val="roman"/>
-    <w:pitch w:val="variable"/>
-    <w:sig w:usb0="00000003" w:usb1="00000000" w:usb2="00000000" w:usb3="00000000" w:csb0="00000001" w:csb1="00000000"/>
-  </w:font>
-  <w:font w:name="Times New Roman">
-    <w:panose1 w:val="02020603050405020304"/>
-    <w:charset w:val="00"/>
-    <w:family w:val="roman"/>
-    <w:pitch w:val="variable"/>
-    <w:sig w:usb0="E0002EFF" w:usb1="C000785B" w:usb2="00000009" w:usb3="00000000" w:csb0="000001FF" w:csb1="00000000"/>
-  </w:font>
-  <w:font w:name="Tahoma">
-    <w:panose1 w:val="020B0604030504040204"/>
-    <w:charset w:val="00"/>
-    <w:family w:val="swiss"/>
-    <w:pitch w:val="variable"/>
-    <w:sig w:usb0="E1002EFF" w:usb1="C000605B" w:usb2="00000029" w:usb3="00000000" w:csb0="000101FF" w:csb1="00000000"/>
-  </w:font>
-  <w:font w:name="Calibri">
-    <w:panose1 w:val="020F0502020204030204"/>
-    <w:charset w:val="00"/>
-    <w:family w:val="swiss"/>
-    <w:pitch w:val="variable"/>
-    <w:sig w:usb0="E4002EFF" w:usb1="C000247B" w:usb2="00000009" w:usb3="00000000" w:csb0="000001FF" w:csb1="00000000"/>
-  </w:font>
-  <w:font w:name="Calibri Light">
-    <w:panose1 w:val="020F0302020204030204"/>
-    <w:charset w:val="00"/>
-    <w:family w:val="swiss"/>
-    <w:pitch w:val="variable"/>
-    <w:sig w:usb0="E4002EFF" w:usb1="C000247B" w:usb2="00000009" w:usb3="00000000" w:csb0="000001FF" w:csb1="00000000"/>
-  </w:font>
-</w:fonts>
-</file>
-
-<file path=word/glossary/settings.xml><?xml version="1.0" encoding="utf-8"?>
-<w:settings xmlns:mc="http://schemas.openxmlformats.org/markup-compatibility/2006" xmlns:o="urn:schemas-microsoft-com:office:office" xmlns:r="http://schemas.openxmlformats.org/officeDocument/2006/relationships" xmlns:m="http://schemas.openxmlformats.org/officeDocument/2006/math" xmlns:v="urn:schemas-microsoft-com:vml" xmlns:w10="urn:schemas-microsoft-com:office:word" xmlns:w="http://schemas.openxmlformats.org/wordprocessingml/2006/main" xmlns:w14="http://schemas.microsoft.com/office/word/2010/wordml" xmlns:w15="http://schemas.microsoft.com/office/word/2012/wordml" xmlns:w16cex="http://schemas.microsoft.com/office/word/2018/wordml/cex" xmlns:w16cid="http://schemas.microsoft.com/office/word/2016/wordml/cid" xmlns:w16="http://schemas.microsoft.com/office/word/2018/wordml" xmlns:w16sdtdh="http://schemas.microsoft.com/office/word/2020/wordml/sdtdatahash" xmlns:w16se="http://schemas.microsoft.com/office/word/2015/wordml/symex" xmlns:sl="http://schemas.openxmlformats.org/schemaLibrary/2006/main" mc:Ignorable="w14 w15 w16se w16cid w16 w16cex w16sdtdh">
-  <w:view w:val="normal"/>
-  <w:defaultTabStop w:val="720"/>
-  <w:characterSpacingControl w:val="doNotCompress"/>
-  <w:compat>
-    <w:useFELayout/>
-    <w:compatSetting w:name="compatibilityMode" w:uri="http://schemas.microsoft.com/office/word" w:val="15"/>
-    <w:compatSetting w:name="overrideTableStyleFontSizeAndJustification" w:uri="http://schemas.microsoft.com/office/word" w:val="1"/>
-    <w:compatSetting w:name="enableOpenTypeFeatures" w:uri="http://schemas.microsoft.com/office/word" w:val="1"/>
-    <w:compatSetting w:name="doNotFlipMirrorIndents" w:uri="http://schemas.microsoft.com/office/word" w:val="1"/>
-    <w:compatSetting w:name="differentiateMultirowTableHeaders" w:uri="http://schemas.microsoft.com/office/word" w:val="1"/>
-    <w:compatSetting w:name="useWord2013TrackBottomHyphenation" w:uri="http://schemas.microsoft.com/office/word" w:val="0"/>
-  </w:compat>
-  <w:rsids>
-    <w:rsidRoot w:val="004606F2"/>
-    <w:rsid w:val="000A26BD"/>
-    <w:rsid w:val="002C14CE"/>
-    <w:rsid w:val="00391CAC"/>
-    <w:rsid w:val="004606F2"/>
-    <w:rsid w:val="00482976"/>
-    <w:rsid w:val="007E1C96"/>
-    <w:rsid w:val="00817AF1"/>
-    <w:rsid w:val="008709A5"/>
-    <w:rsid w:val="00B269C1"/>
-    <w:rsid w:val="00CA47E6"/>
-    <w:rsid w:val="00D276DF"/>
-  </w:rsids>
-  <m:mathPr>
-    <m:mathFont m:val="Cambria Math"/>
-    <m:brkBin m:val="before"/>
-    <m:brkBinSub m:val="--"/>
-    <m:smallFrac m:val="0"/>
-    <m:dispDef/>
-    <m:lMargin m:val="0"/>
-    <m:rMargin m:val="0"/>
-    <m:defJc m:val="centerGroup"/>
-    <m:wrapIndent m:val="1440"/>
-    <m:intLim m:val="subSup"/>
-    <m:naryLim m:val="undOvr"/>
-  </m:mathPr>
-  <w:themeFontLang w:val="en-US"/>
-  <w:clrSchemeMapping w:bg1="light1" w:t1="dark1" w:bg2="light2" w:t2="dark2" w:accent1="accent1" w:accent2="accent2" w:accent3="accent3" w:accent4="accent4" w:accent5="accent5" w:accent6="accent6" w:hyperlink="hyperlink" w:followedHyperlink="followedHyperlink"/>
-  <w:decimalSymbol w:val="."/>
-  <w:listSeparator w:val=","/>
-  <w15:chartTrackingRefBased/>
-</w:settings>
-</file>
-
-<file path=word/glossary/styles.xml><?xml version="1.0" encoding="utf-8"?>
-<w:styles xmlns:mc="http://schemas.openxmlformats.org/markup-compatibility/2006" xmlns:r="http://schemas.openxmlformats.org/officeDocument/2006/relationships" xmlns:w="http://schemas.openxmlformats.org/wordprocessingml/2006/main" xmlns:w14="http://schemas.microsoft.com/office/word/2010/wordml" xmlns:w15="http://schemas.microsoft.com/office/word/2012/wordml" xmlns:w16cex="http://schemas.microsoft.com/office/word/2018/wordml/cex" xmlns:w16cid="http://schemas.microsoft.com/office/word/2016/wordml/cid" xmlns:w16="http://schemas.microsoft.com/office/word/2018/wordml" xmlns:w16sdtdh="http://schemas.microsoft.com/office/word/2020/wordml/sdtdatahash" xmlns:w16se="http://schemas.microsoft.com/office/word/2015/wordml/symex" mc:Ignorable="w14 w15 w16se w16cid w16 w16cex w16sdtdh">
-  <w:docDefaults>
-    <w:rPrDefault>
-      <w:rPr>
-        <w:rFonts w:asciiTheme="minorHAnsi" w:eastAsiaTheme="minorEastAsia" w:hAnsiTheme="minorHAnsi" w:cstheme="minorBidi"/>
-        <w:sz w:val="22"/>
-        <w:szCs w:val="22"/>
-        <w:lang w:val="en-US" w:eastAsia="en-US" w:bidi="ar-SA"/>
-      </w:rPr>
-    </w:rPrDefault>
-    <w:pPrDefault>
-      <w:pPr>
-        <w:spacing w:after="160" w:line="259" w:lineRule="auto"/>
-      </w:pPr>
-    </w:pPrDefault>
-  </w:docDefaults>
-  <w:latentStyles w:defLockedState="0" w:defUIPriority="99" w:defSemiHidden="0" w:defUnhideWhenUsed="0" w:defQFormat="0" w:count="376">
-    <w:lsdException w:name="Normal" w:uiPriority="0" w:qFormat="1"/>
-    <w:lsdException w:name="heading 1" w:uiPriority="9" w:qFormat="1"/>
-    <w:lsdException w:name="heading 2" w:semiHidden="1" w:uiPriority="9" w:unhideWhenUsed="1" w:qFormat="1"/>
-    <w:lsdException w:name="heading 3" w:semiHidden="1" w:uiPriority="9" w:unhideWhenUsed="1" w:qFormat="1"/>
-    <w:lsdException w:name="heading 4" w:semiHidden="1" w:uiPriority="9" w:unhideWhenUsed="1" w:qFormat="1"/>
-    <w:lsdException w:name="heading 5" w:semiHidden="1" w:uiPriority="9" w:unhideWhenUsed="1" w:qFormat="1"/>
-    <w:lsdException w:name="heading 6" w:semiHidden="1" w:uiPriority="9" w:unhideWhenUsed="1" w:qFormat="1"/>
-    <w:lsdException w:name="heading 7" w:semiHidden="1" w:uiPriority="9" w:unhideWhenUsed="1" w:qFormat="1"/>
-    <w:lsdException w:name="heading 8" w:semiHidden="1" w:uiPriority="9" w:unhideWhenUsed="1" w:qFormat="1"/>
-    <w:lsdException w:name="heading 9" w:semiHidden="1" w:uiPriority="9" w:unhideWhenUsed="1" w:qFormat="1"/>
-    <w:lsdException w:name="index 1" w:semiHidden="1" w:unhideWhenUsed="1"/>
-    <w:lsdException w:name="index 2" w:semiHidden="1" w:unhideWhenUsed="1"/>
-    <w:lsdException w:name="index 3" w:semiHidden="1" w:unhideWhenUsed="1"/>
-    <w:lsdException w:name="index 4" w:semiHidden="1" w:unhideWhenUsed="1"/>
-    <w:lsdException w:name="index 5" w:semiHidden="1" w:unhideWhenUsed="1"/>
-    <w:lsdException w:name="index 6" w:semiHidden="1" w:unhideWhenUsed="1"/>
-    <w:lsdException w:name="index 7" w:semiHidden="1" w:unhideWhenUsed="1"/>
-    <w:lsdException w:name="index 8" w:semiHidden="1" w:unhideWhenUsed="1"/>
-    <w:lsdException w:name="index 9" w:semiHidden="1" w:unhideWhenUsed="1"/>
-    <w:lsdException w:name="toc 1" w:semiHidden="1" w:uiPriority="39" w:unhideWhenUsed="1"/>
-    <w:lsdException w:name="toc 2" w:semiHidden="1" w:uiPriority="39" w:unhideWhenUsed="1"/>
-    <w:lsdException w:name="toc 3" w:semiHidden="1" w:uiPriority="39" w:unhideWhenUsed="1"/>
-    <w:lsdException w:name="toc 4" w:semiHidden="1" w:uiPriority="39" w:unhideWhenUsed="1"/>
-    <w:lsdException w:name="toc 5" w:semiHidden="1" w:uiPriority="39" w:unhideWhenUsed="1"/>
-    <w:lsdException w:name="toc 6" w:semiHidden="1" w:uiPriority="39" w:unhideWhenUsed="1"/>
-    <w:lsdException w:name="toc 7" w:semiHidden="1" w:uiPriority="39" w:unhideWhenUsed="1"/>
-    <w:lsdException w:name="toc 8" w:semiHidden="1" w:uiPriority="39" w:unhideWhenUsed="1"/>
-    <w:lsdException w:name="toc 9" w:semiHidden="1" w:uiPriority="39" w:unhideWhenUsed="1"/>
-    <w:lsdException w:name="Normal Indent" w:semiHidden="1" w:unhideWhenUsed="1"/>
-    <w:lsdException w:name="footnote text" w:semiHidden="1" w:unhideWhenUsed="1"/>
-    <w:lsdException w:name="annotation text" w:semiHidden="1" w:unhideWhenUsed="1"/>
-    <w:lsdException w:name="header" w:semiHidden="1" w:unhideWhenUsed="1"/>
-    <w:lsdException w:name="footer" w:semiHidden="1" w:unhideWhenUsed="1"/>
-    <w:lsdException w:name="index heading" w:semiHidden="1" w:unhideWhenUsed="1"/>
-    <w:lsdException w:name="caption" w:semiHidden="1" w:uiPriority="35" w:unhideWhenUsed="1" w:qFormat="1"/>
-    <w:lsdException w:name="table of figures" w:semiHidden="1" w:unhideWhenUsed="1"/>
-    <w:lsdException w:name="envelope address" w:semiHidden="1" w:unhideWhenUsed="1"/>
-    <w:lsdException w:name="envelope return" w:semiHidden="1" w:unhideWhenUsed="1"/>
-    <w:lsdException w:name="footnote reference" w:semiHidden="1" w:unhideWhenUsed="1"/>
-    <w:lsdException w:name="annotation reference" w:semiHidden="1" w:unhideWhenUsed="1"/>
-    <w:lsdException w:name="line number" w:semiHidden="1" w:unhideWhenUsed="1"/>
-    <w:lsdException w:name="page number" w:semiHidden="1" w:unhideWhenUsed="1"/>
-    <w:lsdException w:name="endnote reference" w:semiHidden="1" w:unhideWhenUsed="1"/>
-    <w:lsdException w:name="endnote text" w:semiHidden="1" w:unhideWhenUsed="1"/>
-    <w:lsdException w:name="table of authorities" w:semiHidden="1" w:unhideWhenUsed="1"/>
-    <w:lsdException w:name="macro" w:semiHidden="1" w:unhideWhenUsed="1"/>
-    <w:lsdException w:name="toa heading" w:semiHidden="1" w:unhideWhenUsed="1"/>
-    <w:lsdException w:name="List" w:semiHidden="1" w:unhideWhenUsed="1"/>
-    <w:lsdException w:name="List Bullet" w:semiHidden="1" w:unhideWhenUsed="1"/>
-    <w:lsdException w:name="List Number" w:semiHidden="1" w:unhideWhenUsed="1"/>
-    <w:lsdException w:name="List 2" w:semiHidden="1" w:unhideWhenUsed="1"/>
-    <w:lsdException w:name="List 3" w:semiHidden="1" w:unhideWhenUsed="1"/>
-    <w:lsdException w:name="List 4" w:semiHidden="1" w:unhideWhenUsed="1"/>
-    <w:lsdException w:name="List 5" w:semiHidden="1" w:unhideWhenUsed="1"/>
-    <w:lsdException w:name="List Bullet 2" w:semiHidden="1" w:unhideWhenUsed="1"/>
-    <w:lsdException w:name="List Bullet 3" w:semiHidden="1" w:unhideWhenUsed="1"/>
-    <w:lsdException w:name="List Bullet 4" w:semiHidden="1" w:unhideWhenUsed="1"/>
-    <w:lsdException w:name="List Bullet 5" w:semiHidden="1" w:unhideWhenUsed="1"/>
-    <w:lsdException w:name="List Number 2" w:semiHidden="1" w:unhideWhenUsed="1"/>
-    <w:lsdException w:name="List Number 3" w:semiHidden="1" w:unhideWhenUsed="1"/>
-    <w:lsdException w:name="List Number 4" w:semiHidden="1" w:unhideWhenUsed="1"/>
-    <w:lsdException w:name="List Number 5" w:semiHidden="1" w:unhideWhenUsed="1"/>
-    <w:lsdException w:name="Title" w:uiPriority="10" w:qFormat="1"/>
-    <w:lsdException w:name="Closing" w:semiHidden="1" w:unhideWhenUsed="1"/>
-    <w:lsdException w:name="Signature" w:semiHidden="1" w:unhideWhenUsed="1"/>
-    <w:lsdException w:name="Default Paragraph Font" w:semiHidden="1" w:uiPriority="1" w:unhideWhenUsed="1"/>
-    <w:lsdException w:name="Body Text" w:semiHidden="1" w:unhideWhenUsed="1"/>
-    <w:lsdException w:name="Body Text Indent" w:semiHidden="1" w:unhideWhenUsed="1"/>
-    <w:lsdException w:name="List Continue" w:semiHidden="1" w:unhideWhenUsed="1"/>
-    <w:lsdException w:name="List Continue 2" w:semiHidden="1" w:unhideWhenUsed="1"/>
-    <w:lsdException w:name="List Continue 3" w:semiHidden="1" w:unhideWhenUsed="1"/>
-    <w:lsdException w:name="List Continue 4" w:semiHidden="1" w:unhideWhenUsed="1"/>
-    <w:lsdException w:name="List Continue 5" w:semiHidden="1" w:unhideWhenUsed="1"/>
-    <w:lsdException w:name="Message Header" w:semiHidden="1" w:unhideWhenUsed="1"/>
-    <w:lsdException w:name="Subtitle" w:uiPriority="11" w:qFormat="1"/>
-    <w:lsdException w:name="Salutation" w:semiHidden="1" w:unhideWhenUsed="1"/>
-    <w:lsdException w:name="Date" w:semiHidden="1" w:unhideWhenUsed="1"/>
-    <w:lsdException w:name="Body Text First Indent" w:semiHidden="1" w:unhideWhenUsed="1"/>
-    <w:lsdException w:name="Body Text First Indent 2" w:semiHidden="1" w:unhideWhenUsed="1"/>
-    <w:lsdException w:name="Note Heading" w:semiHidden="1" w:unhideWhenUsed="1"/>
-    <w:lsdException w:name="Body Text 2" w:semiHidden="1" w:unhideWhenUsed="1"/>
-    <w:lsdException w:name="Body Text 3" w:semiHidden="1" w:unhideWhenUsed="1"/>
-    <w:lsdException w:name="Body Text Indent 2" w:semiHidden="1" w:unhideWhenUsed="1"/>
-    <w:lsdException w:name="Body Text Indent 3" w:semiHidden="1" w:unhideWhenUsed="1"/>
-    <w:lsdException w:name="Block Text" w:semiHidden="1" w:unhideWhenUsed="1"/>
-    <w:lsdException w:name="Hyperlink" w:semiHidden="1" w:unhideWhenUsed="1"/>
-    <w:lsdException w:name="FollowedHyperlink" w:semiHidden="1" w:unhideWhenUsed="1"/>
-    <w:lsdException w:name="Strong" w:uiPriority="22" w:qFormat="1"/>
-    <w:lsdException w:name="Emphasis" w:uiPriority="20" w:qFormat="1"/>
-    <w:lsdException w:name="Document Map" w:semiHidden="1" w:unhideWhenUsed="1"/>
-    <w:lsdException w:name="Plain Text" w:semiHidden="1" w:unhideWhenUsed="1"/>
-    <w:lsdException w:name="E-mail Signature" w:semiHidden="1" w:unhideWhenUsed="1"/>
-    <w:lsdException w:name="HTML Top of Form" w:semiHidden="1" w:unhideWhenUsed="1"/>
-    <w:lsdException w:name="HTML Bottom of Form" w:semiHidden="1" w:unhideWhenUsed="1"/>
-    <w:lsdException w:name="Normal (Web)" w:semiHidden="1" w:unhideWhenUsed="1"/>
-    <w:lsdException w:name="HTML Acronym" w:semiHidden="1" w:unhideWhenUsed="1"/>
-    <w:lsdException w:name="HTML Address" w:semiHidden="1" w:unhideWhenUsed="1"/>
-    <w:lsdException w:name="HTML Cite" w:semiHidden="1" w:unhideWhenUsed="1"/>
-    <w:lsdException w:name="HTML Code" w:semiHidden="1" w:unhideWhenUsed="1"/>
-    <w:lsdException w:name="HTML Definition" w:semiHidden="1" w:unhideWhenUsed="1"/>
-    <w:lsdException w:name="HTML Keyboard" w:semiHidden="1" w:unhideWhenUsed="1"/>
-    <w:lsdException w:name="HTML Preformatted" w:semiHidden="1" w:unhideWhenUsed="1"/>
-    <w:lsdException w:name="HTML Sample" w:semiHidden="1" w:unhideWhenUsed="1"/>
-    <w:lsdException w:name="HTML Typewriter" w:semiHidden="1" w:unhideWhenUsed="1"/>
-    <w:lsdException w:name="HTML Variable" w:semiHidden="1" w:unhideWhenUsed="1"/>
-    <w:lsdException w:name="Normal Table" w:semiHidden="1" w:unhideWhenUsed="1"/>
-    <w:lsdException w:name="annotation subject" w:semiHidden="1" w:unhideWhenUsed="1"/>
-    <w:lsdException w:name="No List" w:semiHidden="1" w:unhideWhenUsed="1"/>
-    <w:lsdException w:name="Outline List 1" w:semiHidden="1" w:unhideWhenUsed="1"/>
-    <w:lsdException w:name="Outline List 2" w:semiHidden="1" w:unhideWhenUsed="1"/>
-    <w:lsdException w:name="Outline List 3" w:semiHidden="1" w:unhideWhenUsed="1"/>
-    <w:lsdException w:name="Table Simple 1" w:semiHidden="1" w:unhideWhenUsed="1"/>
-    <w:lsdException w:name="Table Simple 2" w:semiHidden="1" w:unhideWhenUsed="1"/>
-    <w:lsdException w:name="Table Simple 3" w:semiHidden="1" w:unhideWhenUsed="1"/>
-    <w:lsdException w:name="Table Classic 1" w:semiHidden="1" w:unhideWhenUsed="1"/>
-    <w:lsdException w:name="Table Classic 2" w:semiHidden="1" w:unhideWhenUsed="1"/>
-    <w:lsdException w:name="Table Classic 3" w:semiHidden="1" w:unhideWhenUsed="1"/>
-    <w:lsdException w:name="Table Classic 4" w:semiHidden="1" w:unhideWhenUsed="1"/>
-    <w:lsdException w:name="Table Colorful 1" w:semiHidden="1" w:unhideWhenUsed="1"/>
-    <w:lsdException w:name="Table Colorful 2" w:semiHidden="1" w:unhideWhenUsed="1"/>
-    <w:lsdException w:name="Table Colorful 3" w:semiHidden="1" w:unhideWhenUsed="1"/>
-    <w:lsdException w:name="Table Columns 1" w:semiHidden="1" w:unhideWhenUsed="1"/>
-    <w:lsdException w:name="Table Columns 2" w:semiHidden="1" w:unhideWhenUsed="1"/>
-    <w:lsdException w:name="Table Columns 3" w:semiHidden="1" w:unhideWhenUsed="1"/>
-    <w:lsdException w:name="Table Columns 4" w:semiHidden="1" w:unhideWhenUsed="1"/>
-    <w:lsdException w:name="Table Columns 5" w:semiHidden="1" w:unhideWhenUsed="1"/>
-    <w:lsdException w:name="Table Grid 1" w:semiHidden="1" w:unhideWhenUsed="1"/>
-    <w:lsdException w:name="Table Grid 2" w:semiHidden="1" w:unhideWhenUsed="1"/>
-    <w:lsdException w:name="Table Grid 3" w:semiHidden="1" w:unhideWhenUsed="1"/>
-    <w:lsdException w:name="Table Grid 4" w:semiHidden="1" w:unhideWhenUsed="1"/>
-    <w:lsdException w:name="Table Grid 5" w:semiHidden="1" w:unhideWhenUsed="1"/>
-    <w:lsdException w:name="Table Grid 6" w:semiHidden="1" w:unhideWhenUsed="1"/>
-    <w:lsdException w:name="Table Grid 7" w:semiHidden="1" w:unhideWhenUsed="1"/>
-    <w:lsdException w:name="Table Grid 8" w:semiHidden="1" w:unhideWhenUsed="1"/>
-    <w:lsdException w:name="Table List 1" w:semiHidden="1" w:unhideWhenUsed="1"/>
-    <w:lsdException w:name="Table List 2" w:semiHidden="1" w:unhideWhenUsed="1"/>
-    <w:lsdException w:name="Table List 3" w:semiHidden="1" w:unhideWhenUsed="1"/>
-    <w:lsdException w:name="Table List 4" w:semiHidden="1" w:unhideWhenUsed="1"/>
-    <w:lsdException w:name="Table List 5" w:semiHidden="1" w:unhideWhenUsed="1"/>
-    <w:lsdException w:name="Table List 6" w:semiHidden="1" w:unhideWhenUsed="1"/>
-    <w:lsdException w:name="Table List 7" w:semiHidden="1" w:unhideWhenUsed="1"/>
-    <w:lsdException w:name="Table List 8" w:semiHidden="1" w:unhideWhenUsed="1"/>
-    <w:lsdException w:name="Table 3D effects 1" w:semiHidden="1" w:unhideWhenUsed="1"/>
-    <w:lsdException w:name="Table 3D effects 2" w:semiHidden="1" w:unhideWhenUsed="1"/>
-    <w:lsdException w:name="Table 3D effects 3" w:semiHidden="1" w:unhideWhenUsed="1"/>
-    <w:lsdException w:name="Table Contemporary" w:semiHidden="1" w:unhideWhenUsed="1"/>
-    <w:lsdException w:name="Table Elegant" w:semiHidden="1" w:unhideWhenUsed="1"/>
-    <w:lsdException w:name="Table Professional" w:semiHidden="1" w:unhideWhenUsed="1"/>
-    <w:lsdException w:name="Table Subtle 1" w:semiHidden="1" w:unhideWhenUsed="1"/>
-    <w:lsdException w:name="Table Subtle 2" w:semiHidden="1" w:unhideWhenUsed="1"/>
-    <w:lsdException w:name="Table Web 1" w:semiHidden="1" w:unhideWhenUsed="1"/>
-    <w:lsdException w:name="Table Web 2" w:semiHidden="1" w:unhideWhenUsed="1"/>
-    <w:lsdException w:name="Table Web 3" w:semiHidden="1" w:unhideWhenUsed="1"/>
-    <w:lsdException w:name="Balloon Text" w:semiHidden="1" w:unhideWhenUsed="1"/>
-    <w:lsdException w:name="Table Grid" w:uiPriority="59"/>
-    <w:lsdException w:name="Table Theme" w:semiHidden="1" w:unhideWhenUsed="1"/>
-    <w:lsdException w:name="Placeholder Text" w:semiHidden="1"/>
-    <w:lsdException w:name="No Spacing" w:uiPriority="1" w:qFormat="1"/>
-    <w:lsdException w:name="Light Shading" w:uiPriority="60"/>
-    <w:lsdException w:name="Light List" w:uiPriority="61"/>
-    <w:lsdException w:name="Light Grid" w:uiPriority="62"/>
-    <w:lsdException w:name="Medium Shading 1" w:uiPriority="63"/>
-    <w:lsdException w:name="Medium Shading 2" w:uiPriority="64"/>
-    <w:lsdException w:name="Medium List 1" w:uiPriority="65"/>
-    <w:lsdException w:name="Medium List 2" w:uiPriority="66"/>
-    <w:lsdException w:name="Medium Grid 1" w:uiPriority="67"/>
-    <w:lsdException w:name="Medium Grid 2" w:uiPriority="68"/>
-    <w:lsdException w:name="Medium Grid 3" w:uiPriority="69"/>
-    <w:lsdException w:name="Dark List" w:uiPriority="70"/>
-    <w:lsdException w:name="Colorful Shading" w:uiPriority="71"/>
-    <w:lsdException w:name="Colorful List" w:uiPriority="72"/>
-    <w:lsdException w:name="Colorful Grid" w:uiPriority="73"/>
-    <w:lsdException w:name="Light Shading Accent 1" w:uiPriority="60"/>
-    <w:lsdException w:name="Light List Accent 1" w:uiPriority="61"/>
-    <w:lsdException w:name="Light Grid Accent 1" w:uiPriority="62"/>
-    <w:lsdException w:name="Medium Shading 1 Accent 1" w:uiPriority="63"/>
-    <w:lsdException w:name="Medium Shading 2 Accent 1" w:uiPriority="64"/>
-    <w:lsdException w:name="Medium List 1 Accent 1" w:uiPriority="65"/>
-    <w:lsdException w:name="Revision" w:semiHidden="1"/>
-    <w:lsdException w:name="List Paragraph" w:uiPriority="34" w:qFormat="1"/>
-    <w:lsdException w:name="Quote" w:uiPriority="29" w:qFormat="1"/>
-    <w:lsdException w:name="Intense Quote" w:uiPriority="30" w:qFormat="1"/>
-    <w:lsdException w:name="Medium List 2 Accent 1" w:uiPriority="66"/>
-    <w:lsdException w:name="Medium Grid 1 Accent 1" w:uiPriority="67"/>
-    <w:lsdException w:name="Medium Grid 2 Accent 1" w:uiPriority="68"/>
-    <w:lsdException w:name="Medium Grid 3 Accent 1" w:uiPriority="69"/>
-    <w:lsdException w:name="Dark List Accent 1" w:uiPriority="70"/>
-    <w:lsdException w:name="Colorful Shading Accent 1" w:uiPriority="71"/>
-    <w:lsdException w:name="Colorful List Accent 1" w:uiPriority="72"/>
-    <w:lsdException w:name="Colorful Grid Accent 1" w:uiPriority="73"/>
-    <w:lsdException w:name="Light Shading Accent 2" w:uiPriority="60"/>
-    <w:lsdException w:name="Light List Accent 2" w:uiPriority="61"/>
-    <w:lsdException w:name="Light Grid Accent 2" w:uiPriority="62"/>
-    <w:lsdException w:name="Medium Shading 1 Accent 2" w:uiPriority="63"/>
-    <w:lsdException w:name="Medium Shading 2 Accent 2" w:uiPriority="64"/>
-    <w:lsdException w:name="Medium List 1 Accent 2" w:uiPriority="65"/>
-    <w:lsdException w:name="Medium List 2 Accent 2" w:uiPriority="66"/>
-    <w:lsdException w:name="Medium Grid 1 Accent 2" w:uiPriority="67"/>
-    <w:lsdException w:name="Medium Grid 2 Accent 2" w:uiPriority="68"/>
-    <w:lsdException w:name="Medium Grid 3 Accent 2" w:uiPriority="69"/>
-    <w:lsdException w:name="Dark List Accent 2" w:uiPriority="70"/>
-    <w:lsdException w:name="Colorful Shading Accent 2" w:uiPriority="71"/>
-    <w:lsdException w:name="Colorful List Accent 2" w:uiPriority="72"/>
-    <w:lsdException w:name="Colorful Grid Accent 2" w:uiPriority="73"/>
-    <w:lsdException w:name="Light Shading Accent 3" w:uiPriority="60"/>
-    <w:lsdException w:name="Light List Accent 3" w:uiPriority="61"/>
-    <w:lsdException w:name="Light Grid Accent 3" w:uiPriority="62"/>
-    <w:lsdException w:name="Medium Shading 1 Accent 3" w:uiPriority="63"/>
-    <w:lsdException w:name="Medium Shading 2 Accent 3" w:uiPriority="64"/>
-    <w:lsdException w:name="Medium List 1 Accent 3" w:uiPriority="65"/>
-    <w:lsdException w:name="Medium List 2 Accent 3" w:uiPriority="66"/>
-    <w:lsdException w:name="Medium Grid 1 Accent 3" w:uiPriority="67"/>
-    <w:lsdException w:name="Medium Grid 2 Accent 3" w:uiPriority="68"/>
-    <w:lsdException w:name="Medium Grid 3 Accent 3" w:uiPriority="69"/>
-    <w:lsdException w:name="Dark List Accent 3" w:uiPriority="70"/>
-    <w:lsdException w:name="Colorful Shading Accent 3" w:uiPriority="71"/>
-    <w:lsdException w:name="Colorful List Accent 3" w:uiPriority="72"/>
-    <w:lsdException w:name="Colorful Grid Accent 3" w:uiPriority="73"/>
-    <w:lsdException w:name="Light Shading Accent 4" w:uiPriority="60"/>
-    <w:lsdException w:name="Light List Accent 4" w:uiPriority="61"/>
-    <w:lsdException w:name="Light Grid Accent 4" w:uiPriority="62"/>
-    <w:lsdException w:name="Medium Shading 1 Accent 4" w:uiPriority="63"/>
-    <w:lsdException w:name="Medium Shading 2 Accent 4" w:uiPriority="64"/>
-    <w:lsdException w:name="Medium List 1 Accent 4" w:uiPriority="65"/>
-    <w:lsdException w:name="Medium List 2 Accent 4" w:uiPriority="66"/>
-    <w:lsdException w:name="Medium Grid 1 Accent 4" w:uiPriority="67"/>
-    <w:lsdException w:name="Medium Grid 2 Accent 4" w:uiPriority="68"/>
-    <w:lsdException w:name="Medium Grid 3 Accent 4" w:uiPriority="69"/>
-    <w:lsdException w:name="Dark List Accent 4" w:uiPriority="70"/>
-    <w:lsdException w:name="Colorful Shading Accent 4" w:uiPriority="71"/>
-    <w:lsdException w:name="Colorful List Accent 4" w:uiPriority="72"/>
-    <w:lsdException w:name="Colorful Grid Accent 4" w:uiPriority="73"/>
-    <w:lsdException w:name="Light Shading Accent 5" w:uiPriority="60"/>
-    <w:lsdException w:name="Light List Accent 5" w:uiPriority="61"/>
-    <w:lsdException w:name="Light Grid Accent 5" w:uiPriority="62"/>
-    <w:lsdException w:name="Medium Shading 1 Accent 5" w:uiPriority="63"/>
-    <w:lsdException w:name="Medium Shading 2 Accent 5" w:uiPriority="64"/>
-    <w:lsdException w:name="Medium List 1 Accent 5" w:uiPriority="65"/>
-    <w:lsdException w:name="Medium List 2 Accent 5" w:uiPriority="66"/>
-    <w:lsdException w:name="Medium Grid 1 Accent 5" w:uiPriority="67"/>
-    <w:lsdException w:name="Medium Grid 2 Accent 5" w:uiPriority="68"/>
-    <w:lsdException w:name="Medium Grid 3 Accent 5" w:uiPriority="69"/>
-    <w:lsdException w:name="Dark List Accent 5" w:uiPriority="70"/>
-    <w:lsdException w:name="Colorful Shading Accent 5" w:uiPriority="71"/>
-    <w:lsdException w:name="Colorful List Accent 5" w:uiPriority="72"/>
-    <w:lsdException w:name="Colorful Grid Accent 5" w:uiPriority="73"/>
-    <w:lsdException w:name="Light Shading Accent 6" w:uiPriority="60"/>
-    <w:lsdException w:name="Light List Accent 6" w:uiPriority="61"/>
-    <w:lsdException w:name="Light Grid Accent 6" w:uiPriority="62"/>
-    <w:lsdException w:name="Medium Shading 1 Accent 6" w:uiPriority="63"/>
-    <w:lsdException w:name="Medium Shading 2 Accent 6" w:uiPriority="64"/>
-    <w:lsdException w:name="Medium List 1 Accent 6" w:uiPriority="65"/>
-    <w:lsdException w:name="Medium List 2 Accent 6" w:uiPriority="66"/>
-    <w:lsdException w:name="Medium Grid 1 Accent 6" w:uiPriority="67"/>
-    <w:lsdException w:name="Medium Grid 2 Accent 6" w:uiPriority="68"/>
-    <w:lsdException w:name="Medium Grid 3 Accent 6" w:uiPriority="69"/>
-    <w:lsdException w:name="Dark List Accent 6" w:uiPriority="70"/>
-    <w:lsdException w:name="Colorful Shading Accent 6" w:uiPriority="71"/>
-    <w:lsdException w:name="Colorful List Accent 6" w:uiPriority="72"/>
-    <w:lsdException w:name="Colorful Grid Accent 6" w:uiPriority="73"/>
-    <w:lsdException w:name="Subtle Emphasis" w:uiPriority="19" w:qFormat="1"/>
-    <w:lsdException w:name="Intense Emphasis" w:uiPriority="21" w:qFormat="1"/>
-    <w:lsdException w:name="Subtle Reference" w:uiPriority="31" w:qFormat="1"/>
-    <w:lsdException w:name="Intense Reference" w:uiPriority="32" w:qFormat="1"/>
-    <w:lsdException w:name="Book Title" w:uiPriority="33" w:qFormat="1"/>
-    <w:lsdException w:name="Bibliography" w:semiHidden="1" w:uiPriority="37" w:unhideWhenUsed="1"/>
-    <w:lsdException w:name="TOC Heading" w:semiHidden="1" w:uiPriority="39" w:unhideWhenUsed="1" w:qFormat="1"/>
-    <w:lsdException w:name="Plain Table 1" w:uiPriority="41"/>
-    <w:lsdException w:name="Plain Table 2" w:uiPriority="42"/>
-    <w:lsdException w:name="Plain Table 3" w:uiPriority="43"/>
-    <w:lsdException w:name="Plain Table 4" w:uiPriority="44"/>
-    <w:lsdException w:name="Plain Table 5" w:uiPriority="45"/>
-    <w:lsdException w:name="Grid Table Light" w:uiPriority="40"/>
-    <w:lsdException w:name="Grid Table 1 Light" w:uiPriority="46"/>
-    <w:lsdException w:name="Grid Table 2" w:uiPriority="47"/>
-    <w:lsdException w:name="Grid Table 3" w:uiPriority="48"/>
-    <w:lsdException w:name="Grid Table 4" w:uiPriority="49"/>
-    <w:lsdException w:name="Grid Table 5 Dark" w:uiPriority="50"/>
-    <w:lsdException w:name="Grid Table 6 Colorful" w:uiPriority="51"/>
-    <w:lsdException w:name="Grid Table 7 Colorful" w:uiPriority="52"/>
-    <w:lsdException w:name="Grid Table 1 Light Accent 1" w:uiPriority="46"/>
-    <w:lsdException w:name="Grid Table 2 Accent 1" w:uiPriority="47"/>
-    <w:lsdException w:name="Grid Table 3 Accent 1" w:uiPriority="48"/>
-    <w:lsdException w:name="Grid Table 4 Accent 1" w:uiPriority="49"/>
-    <w:lsdException w:name="Grid Table 5 Dark Accent 1" w:uiPriority="50"/>
-    <w:lsdException w:name="Grid Table 6 Colorful Accent 1" w:uiPriority="51"/>
-    <w:lsdException w:name="Grid Table 7 Colorful Accent 1" w:uiPriority="52"/>
-    <w:lsdException w:name="Grid Table 1 Light Accent 2" w:uiPriority="46"/>
-    <w:lsdException w:name="Grid Table 2 Accent 2" w:uiPriority="47"/>
-    <w:lsdException w:name="Grid Table 3 Accent 2" w:uiPriority="48"/>
-    <w:lsdException w:name="Grid Table 4 Accent 2" w:uiPriority="49"/>
-    <w:lsdException w:name="Grid Table 5 Dark Accent 2" w:uiPriority="50"/>
-    <w:lsdException w:name="Grid Table 6 Colorful Accent 2" w:uiPriority="51"/>
-    <w:lsdException w:name="Grid Table 7 Colorful Accent 2" w:uiPriority="52"/>
-    <w:lsdException w:name="Grid Table 1 Light Accent 3" w:uiPriority="46"/>
-    <w:lsdException w:name="Grid Table 2 Accent 3" w:uiPriority="47"/>
-    <w:lsdException w:name="Grid Table 3 Accent 3" w:uiPriority="48"/>
-    <w:lsdException w:name="Grid Table 4 Accent 3" w:uiPriority="49"/>
-    <w:lsdException w:name="Grid Table 5 Dark Accent 3" w:uiPriority="50"/>
-    <w:lsdException w:name="Grid Table 6 Colorful Accent 3" w:uiPriority="51"/>
-    <w:lsdException w:name="Grid Table 7 Colorful Accent 3" w:uiPriority="52"/>
-    <w:lsdException w:name="Grid Table 1 Light Accent 4" w:uiPriority="46"/>
-    <w:lsdException w:name="Grid Table 2 Accent 4" w:uiPriority="47"/>
-    <w:lsdException w:name="Grid Table 3 Accent 4" w:uiPriority="48"/>
-    <w:lsdException w:name="Grid Table 4 Accent 4" w:uiPriority="49"/>
-    <w:lsdException w:name="Grid Table 5 Dark Accent 4" w:uiPriority="50"/>
-    <w:lsdException w:name="Grid Table 6 Colorful Accent 4" w:uiPriority="51"/>
-    <w:lsdException w:name="Grid Table 7 Colorful Accent 4" w:uiPriority="52"/>
-    <w:lsdException w:name="Grid Table 1 Light Accent 5" w:uiPriority="46"/>
-    <w:lsdException w:name="Grid Table 2 Accent 5" w:uiPriority="47"/>
-    <w:lsdException w:name="Grid Table 3 Accent 5" w:uiPriority="48"/>
-    <w:lsdException w:name="Grid Table 4 Accent 5" w:uiPriority="49"/>
-    <w:lsdException w:name="Grid Table 5 Dark Accent 5" w:uiPriority="50"/>
-    <w:lsdException w:name="Grid Table 6 Colorful Accent 5" w:uiPriority="51"/>
-    <w:lsdException w:name="Grid Table 7 Colorful Accent 5" w:uiPriority="52"/>
-    <w:lsdException w:name="Grid Table 1 Light Accent 6" w:uiPriority="46"/>
-    <w:lsdException w:name="Grid Table 2 Accent 6" w:uiPriority="47"/>
-    <w:lsdException w:name="Grid Table 3 Accent 6" w:uiPriority="48"/>
-    <w:lsdException w:name="Grid Table 4 Accent 6" w:uiPriority="49"/>
-    <w:lsdException w:name="Grid Table 5 Dark Accent 6" w:uiPriority="50"/>
-    <w:lsdException w:name="Grid Table 6 Colorful Accent 6" w:uiPriority="51"/>
-    <w:lsdException w:name="Grid Table 7 Colorful Accent 6" w:uiPriority="52"/>
-    <w:lsdException w:name="List Table 1 Light" w:uiPriority="46"/>
-    <w:lsdException w:name="List Table 2" w:uiPriority="47"/>
-    <w:lsdException w:name="List Table 3" w:uiPriority="48"/>
-    <w:lsdException w:name="List Table 4" w:uiPriority="49"/>
-    <w:lsdException w:name="List Table 5 Dark" w:uiPriority="50"/>
-    <w:lsdException w:name="List Table 6 Colorful" w:uiPriority="51"/>
-    <w:lsdException w:name="List Table 7 Colorful" w:uiPriority="52"/>
-    <w:lsdException w:name="List Table 1 Light Accent 1" w:uiPriority="46"/>
-    <w:lsdException w:name="List Table 2 Accent 1" w:uiPriority="47"/>
-    <w:lsdException w:name="List Table 3 Accent 1" w:uiPriority="48"/>
-    <w:lsdException w:name="List Table 4 Accent 1" w:uiPriority="49"/>
-    <w:lsdException w:name="List Table 5 Dark Accent 1" w:uiPriority="50"/>
-    <w:lsdException w:name="List Table 6 Colorful Accent 1" w:uiPriority="51"/>
-    <w:lsdException w:name="List Table 7 Colorful Accent 1" w:uiPriority="52"/>
-    <w:lsdException w:name="List Table 1 Light Accent 2" w:uiPriority="46"/>
-    <w:lsdException w:name="List Table 2 Accent 2" w:uiPriority="47"/>
-    <w:lsdException w:name="List Table 3 Accent 2" w:uiPriority="48"/>
-    <w:lsdException w:name="List Table 4 Accent 2" w:uiPriority="49"/>
-    <w:lsdException w:name="List Table 5 Dark Accent 2" w:uiPriority="50"/>
-    <w:lsdException w:name="List Table 6 Colorful Accent 2" w:uiPriority="51"/>
-    <w:lsdException w:name="List Table 7 Colorful Accent 2" w:uiPriority="52"/>
-    <w:lsdException w:name="List Table 1 Light Accent 3" w:uiPriority="46"/>
-    <w:lsdException w:name="List Table 2 Accent 3" w:uiPriority="47"/>
-    <w:lsdException w:name="List Table 3 Accent 3" w:uiPriority="48"/>
-    <w:lsdException w:name="List Table 4 Accent 3" w:uiPriority="49"/>
-    <w:lsdException w:name="List Table 5 Dark Accent 3" w:uiPriority="50"/>
-    <w:lsdException w:name="List Table 6 Colorful Accent 3" w:uiPriority="51"/>
-    <w:lsdException w:name="List Table 7 Colorful Accent 3" w:uiPriority="52"/>
-    <w:lsdException w:name="List Table 1 Light Accent 4" w:uiPriority="46"/>
-    <w:lsdException w:name="List Table 2 Accent 4" w:uiPriority="47"/>
-    <w:lsdException w:name="List Table 3 Accent 4" w:uiPriority="48"/>
-    <w:lsdException w:name="List Table 4 Accent 4" w:uiPriority="49"/>
-    <w:lsdException w:name="List Table 5 Dark Accent 4" w:uiPriority="50"/>
-    <w:lsdException w:name="List Table 6 Colorful Accent 4" w:uiPriority="51"/>
-    <w:lsdException w:name="List Table 7 Colorful Accent 4" w:uiPriority="52"/>
-    <w:lsdException w:name="List Table 1 Light Accent 5" w:uiPriority="46"/>
-    <w:lsdException w:name="List Table 2 Accent 5" w:uiPriority="47"/>
-    <w:lsdException w:name="List Table 3 Accent 5" w:uiPriority="48"/>
-    <w:lsdException w:name="List Table 4 Accent 5" w:uiPriority="49"/>
-    <w:lsdException w:name="List Table 5 Dark Accent 5" w:uiPriority="50"/>
-    <w:lsdException w:name="List Table 6 Colorful Accent 5" w:uiPriority="51"/>
-    <w:lsdException w:name="List Table 7 Colorful Accent 5" w:uiPriority="52"/>
-    <w:lsdException w:name="List Table 1 Light Accent 6" w:uiPriority="46"/>
-    <w:lsdException w:name="List Table 2 Accent 6" w:uiPriority="47"/>
-    <w:lsdException w:name="List Table 3 Accent 6" w:uiPriority="48"/>
-    <w:lsdException w:name="List Table 4 Accent 6" w:uiPriority="49"/>
-    <w:lsdException w:name="List Table 5 Dark Accent 6" w:uiPriority="50"/>
-    <w:lsdException w:name="List Table 6 Colorful Accent 6" w:uiPriority="51"/>
-    <w:lsdException w:name="List Table 7 Colorful Accent 6" w:uiPriority="52"/>
-    <w:lsdException w:name="Mention" w:semiHidden="1" w:unhideWhenUsed="1"/>
-    <w:lsdException w:name="Smart Hyperlink" w:semiHidden="1" w:unhideWhenUsed="1"/>
-    <w:lsdException w:name="Hashtag" w:semiHidden="1" w:unhideWhenUsed="1"/>
-    <w:lsdException w:name="Unresolved Mention" w:semiHidden="1" w:unhideWhenUsed="1"/>
-    <w:lsdException w:name="Smart Link" w:semiHidden="1" w:unhideWhenUsed="1"/>
-  </w:latentStyles>
-  <w:style w:type="paragraph" w:default="1" w:styleId="Normal">
-    <w:name w:val="Normal"/>
-    <w:qFormat/>
-  </w:style>
-  <w:style w:type="character" w:default="1" w:styleId="DefaultParagraphFont">
-    <w:name w:val="Default Paragraph Font"/>
-    <w:uiPriority w:val="1"/>
-    <w:semiHidden/>
-    <w:unhideWhenUsed/>
-  </w:style>
-  <w:style w:type="table" w:default="1" w:styleId="TableNormal">
-    <w:name w:val="Normal Table"/>
-    <w:uiPriority w:val="99"/>
-    <w:semiHidden/>
-    <w:unhideWhenUsed/>
-    <w:tblPr>
-      <w:tblInd w:w="0" w:type="dxa"/>
-      <w:tblCellMar>
-        <w:top w:w="0" w:type="dxa"/>
-        <w:left w:w="108" w:type="dxa"/>
-        <w:bottom w:w="0" w:type="dxa"/>
-        <w:right w:w="108" w:type="dxa"/>
-      </w:tblCellMar>
-    </w:tblPr>
-  </w:style>
-  <w:style w:type="numbering" w:default="1" w:styleId="NoList">
-    <w:name w:val="No List"/>
-    <w:uiPriority w:val="99"/>
-    <w:semiHidden/>
-    <w:unhideWhenUsed/>
-  </w:style>
-  <w:style w:type="character" w:styleId="PlaceholderText">
-    <w:name w:val="Placeholder Text"/>
-    <w:basedOn w:val="DefaultParagraphFont"/>
-    <w:uiPriority w:val="99"/>
-    <w:semiHidden/>
-    <w:rsid w:val="000A26BD"/>
-    <w:rPr>
-      <w:color w:val="808080"/>
-    </w:rPr>
-  </w:style>
-  <w:style w:type="paragraph" w:customStyle="1" w:styleId="39267021293640FDA8780DBEEA8FFC30">
-    <w:name w:val="39267021293640FDA8780DBEEA8FFC30"/>
-    <w:rsid w:val="004606F2"/>
-    <w:rPr>
-      <w:lang w:val="en-AU" w:eastAsia="en-AU"/>
-    </w:rPr>
-  </w:style>
-  <w:style w:type="paragraph" w:styleId="Title">
-    <w:name w:val="Title"/>
-    <w:basedOn w:val="Normal"/>
-    <w:next w:val="Normal"/>
-    <w:link w:val="TitleChar"/>
-    <w:uiPriority w:val="10"/>
-    <w:rsid w:val="004606F2"/>
-    <w:pPr>
-      <w:spacing w:after="0" w:line="240" w:lineRule="auto"/>
-      <w:contextualSpacing/>
-      <w:jc w:val="center"/>
-    </w:pPr>
-    <w:rPr>
-      <w:rFonts w:asciiTheme="majorHAnsi" w:eastAsiaTheme="majorEastAsia" w:hAnsiTheme="majorHAnsi" w:cstheme="majorBidi"/>
-      <w:caps/>
-      <w:color w:val="44546A" w:themeColor="text2"/>
-      <w:kern w:val="28"/>
-      <w:sz w:val="72"/>
-      <w:szCs w:val="56"/>
-      <w:lang w:bidi="en-US"/>
-    </w:rPr>
-  </w:style>
-  <w:style w:type="character" w:customStyle="1" w:styleId="TitleChar">
-    <w:name w:val="Title Char"/>
-    <w:basedOn w:val="DefaultParagraphFont"/>
-    <w:link w:val="Title"/>
-    <w:uiPriority w:val="10"/>
-    <w:rsid w:val="004606F2"/>
-    <w:rPr>
-      <w:rFonts w:asciiTheme="majorHAnsi" w:eastAsiaTheme="majorEastAsia" w:hAnsiTheme="majorHAnsi" w:cstheme="majorBidi"/>
-      <w:caps/>
-      <w:color w:val="44546A" w:themeColor="text2"/>
-      <w:kern w:val="28"/>
-      <w:sz w:val="72"/>
-      <w:szCs w:val="56"/>
-      <w:lang w:bidi="en-US"/>
-    </w:rPr>
-  </w:style>
-  <w:style w:type="paragraph" w:styleId="BalloonText">
-    <w:name w:val="Balloon Text"/>
-    <w:basedOn w:val="Normal"/>
-    <w:link w:val="BalloonTextChar"/>
-    <w:uiPriority w:val="99"/>
-    <w:semiHidden/>
-    <w:unhideWhenUsed/>
-    <w:rsid w:val="004606F2"/>
-    <w:pPr>
-      <w:spacing w:after="0" w:line="360" w:lineRule="atLeast"/>
-      <w:jc w:val="center"/>
-    </w:pPr>
-    <w:rPr>
-      <w:rFonts w:ascii="Tahoma" w:eastAsiaTheme="minorHAnsi" w:hAnsi="Tahoma" w:cs="Tahoma"/>
-      <w:color w:val="44546A" w:themeColor="text2"/>
-      <w:sz w:val="16"/>
-      <w:szCs w:val="16"/>
-      <w:lang w:bidi="en-US"/>
-    </w:rPr>
-  </w:style>
-  <w:style w:type="character" w:customStyle="1" w:styleId="BalloonTextChar">
-    <w:name w:val="Balloon Text Char"/>
-    <w:basedOn w:val="DefaultParagraphFont"/>
-    <w:link w:val="BalloonText"/>
-    <w:uiPriority w:val="99"/>
-    <w:semiHidden/>
-    <w:rsid w:val="004606F2"/>
-    <w:rPr>
-      <w:rFonts w:ascii="Tahoma" w:eastAsiaTheme="minorHAnsi" w:hAnsi="Tahoma" w:cs="Tahoma"/>
-      <w:color w:val="44546A" w:themeColor="text2"/>
-      <w:sz w:val="16"/>
-      <w:szCs w:val="16"/>
-      <w:lang w:bidi="en-US"/>
-    </w:rPr>
-  </w:style>
-  <w:style w:type="paragraph" w:styleId="Header">
-    <w:name w:val="header"/>
-    <w:basedOn w:val="Normal"/>
-    <w:link w:val="HeaderChar"/>
-    <w:uiPriority w:val="99"/>
-    <w:unhideWhenUsed/>
-    <w:rsid w:val="004606F2"/>
-    <w:pPr>
-      <w:tabs>
-        <w:tab w:val="center" w:pos="4680"/>
-        <w:tab w:val="right" w:pos="9360"/>
-      </w:tabs>
-      <w:spacing w:after="0" w:line="360" w:lineRule="atLeast"/>
-      <w:jc w:val="center"/>
-    </w:pPr>
-    <w:rPr>
-      <w:rFonts w:eastAsiaTheme="minorHAnsi"/>
-      <w:color w:val="44546A" w:themeColor="text2"/>
-      <w:lang w:bidi="en-US"/>
-    </w:rPr>
-  </w:style>
-  <w:style w:type="character" w:customStyle="1" w:styleId="HeaderChar">
-    <w:name w:val="Header Char"/>
-    <w:basedOn w:val="DefaultParagraphFont"/>
-    <w:link w:val="Header"/>
-    <w:uiPriority w:val="99"/>
-    <w:rsid w:val="004606F2"/>
-    <w:rPr>
-      <w:rFonts w:eastAsiaTheme="minorHAnsi"/>
-      <w:color w:val="44546A" w:themeColor="text2"/>
-      <w:lang w:bidi="en-US"/>
-    </w:rPr>
-  </w:style>
-  <w:style w:type="paragraph" w:customStyle="1" w:styleId="54A8EB4DB06D42489E78BDA0492930805">
-    <w:name w:val="54A8EB4DB06D42489E78BDA0492930805"/>
-    <w:rsid w:val="008709A5"/>
-    <w:pPr>
-      <w:spacing w:after="180" w:line="360" w:lineRule="atLeast"/>
-      <w:jc w:val="center"/>
-    </w:pPr>
-    <w:rPr>
-      <w:rFonts w:eastAsiaTheme="minorHAnsi"/>
-      <w:color w:val="44546A" w:themeColor="text2"/>
-      <w:lang w:bidi="en-US"/>
-    </w:rPr>
-  </w:style>
-  <w:style w:type="paragraph" w:customStyle="1" w:styleId="E270DEE5506D473181B36F2280F244B1">
-    <w:name w:val="E270DEE5506D473181B36F2280F244B1"/>
-    <w:rsid w:val="008709A5"/>
-    <w:rPr>
-      <w:lang w:val="en-AU" w:eastAsia="en-AU"/>
-    </w:rPr>
-  </w:style>
-  <w:style w:type="paragraph" w:customStyle="1" w:styleId="B6529831F9A74765B69C02812F322A45">
-    <w:name w:val="B6529831F9A74765B69C02812F322A45"/>
-    <w:rsid w:val="008709A5"/>
-    <w:rPr>
-      <w:lang w:val="en-AU" w:eastAsia="en-AU"/>
-    </w:rPr>
-  </w:style>
-  <w:style w:type="paragraph" w:customStyle="1" w:styleId="32345236AF9647A792F6C1027DAFA140">
-    <w:name w:val="32345236AF9647A792F6C1027DAFA140"/>
-    <w:rsid w:val="008709A5"/>
-    <w:rPr>
-      <w:lang w:val="en-AU" w:eastAsia="en-AU"/>
-    </w:rPr>
-  </w:style>
-  <w:style w:type="paragraph" w:customStyle="1" w:styleId="21852A39CE4849C0830673BF21BFA0EF">
-    <w:name w:val="21852A39CE4849C0830673BF21BFA0EF"/>
-    <w:rsid w:val="008709A5"/>
-    <w:rPr>
-      <w:lang w:val="en-AU" w:eastAsia="en-AU"/>
-    </w:rPr>
-  </w:style>
-  <w:style w:type="paragraph" w:customStyle="1" w:styleId="84E506A619EF4FE8B1A9A00A639EBBB2">
-    <w:name w:val="84E506A619EF4FE8B1A9A00A639EBBB2"/>
-    <w:rsid w:val="008709A5"/>
-    <w:rPr>
-      <w:lang w:val="en-AU" w:eastAsia="en-AU"/>
-    </w:rPr>
-  </w:style>
-  <w:style w:type="paragraph" w:customStyle="1" w:styleId="5E865593D47145F5B813B03361FA204F">
-    <w:name w:val="5E865593D47145F5B813B03361FA204F"/>
-    <w:rsid w:val="008709A5"/>
-    <w:rPr>
-      <w:lang w:val="en-AU" w:eastAsia="en-AU"/>
-    </w:rPr>
-  </w:style>
-  <w:style w:type="paragraph" w:customStyle="1" w:styleId="670A0F6E6FC646AD991A62A430CF7464">
-    <w:name w:val="670A0F6E6FC646AD991A62A430CF7464"/>
-    <w:rsid w:val="008709A5"/>
-    <w:rPr>
-      <w:lang w:val="en-AU" w:eastAsia="en-AU"/>
-    </w:rPr>
-  </w:style>
-  <w:style w:type="paragraph" w:customStyle="1" w:styleId="FE3654593AD8466AA52B6929FF03F979">
-    <w:name w:val="FE3654593AD8466AA52B6929FF03F979"/>
-    <w:rsid w:val="008709A5"/>
-    <w:rPr>
-      <w:lang w:val="en-AU" w:eastAsia="en-AU"/>
-    </w:rPr>
-  </w:style>
-  <w:style w:type="paragraph" w:customStyle="1" w:styleId="CD38367948864A789B12FB921C7E1C59">
-    <w:name w:val="CD38367948864A789B12FB921C7E1C59"/>
-    <w:rsid w:val="008709A5"/>
-    <w:rPr>
-      <w:lang w:val="en-AU" w:eastAsia="en-AU"/>
-    </w:rPr>
-  </w:style>
-  <w:style w:type="paragraph" w:customStyle="1" w:styleId="D82ABDFFCF5648D282DBB708C3493288">
-    <w:name w:val="D82ABDFFCF5648D282DBB708C3493288"/>
-    <w:rsid w:val="008709A5"/>
-    <w:rPr>
-      <w:lang w:val="en-AU" w:eastAsia="en-AU"/>
-    </w:rPr>
-  </w:style>
-  <w:style w:type="paragraph" w:customStyle="1" w:styleId="44DE993C4D6A4307B82D7730E186B0C8">
-    <w:name w:val="44DE993C4D6A4307B82D7730E186B0C8"/>
-    <w:rsid w:val="008709A5"/>
-    <w:rPr>
-      <w:lang w:val="en-AU" w:eastAsia="en-AU"/>
-    </w:rPr>
-  </w:style>
-  <w:style w:type="paragraph" w:customStyle="1" w:styleId="660AE98F45A14BC8A61BEA2A033D59C9">
-    <w:name w:val="660AE98F45A14BC8A61BEA2A033D59C9"/>
-    <w:rsid w:val="008709A5"/>
-    <w:rPr>
-      <w:lang w:val="en-AU" w:eastAsia="en-AU"/>
-    </w:rPr>
-  </w:style>
-  <w:style w:type="paragraph" w:customStyle="1" w:styleId="FA1BB3B3DD264F2D9DE508FE2969A178">
-    <w:name w:val="FA1BB3B3DD264F2D9DE508FE2969A178"/>
-    <w:rsid w:val="000A26BD"/>
-    <w:pPr>
-      <w:spacing w:line="240" w:lineRule="auto"/>
-      <w:jc w:val="center"/>
-    </w:pPr>
-    <w:rPr>
-      <w:rFonts w:eastAsiaTheme="minorHAnsi"/>
-      <w:color w:val="44546A" w:themeColor="text2"/>
-      <w:lang w:bidi="en-US"/>
-    </w:rPr>
-  </w:style>
-  <w:style w:type="paragraph" w:customStyle="1" w:styleId="2E9666783BBB441FB1A887211A2651FC">
-    <w:name w:val="2E9666783BBB441FB1A887211A2651FC"/>
-    <w:rsid w:val="000A26BD"/>
-    <w:pPr>
-      <w:spacing w:line="240" w:lineRule="auto"/>
-      <w:jc w:val="center"/>
-    </w:pPr>
-    <w:rPr>
-      <w:rFonts w:eastAsiaTheme="minorHAnsi"/>
-      <w:color w:val="44546A" w:themeColor="text2"/>
-      <w:lang w:bidi="en-US"/>
-    </w:rPr>
-  </w:style>
-  <w:style w:type="paragraph" w:customStyle="1" w:styleId="D9B918C57B8A4B85B7CB284419571F75">
-    <w:name w:val="D9B918C57B8A4B85B7CB284419571F75"/>
-    <w:rsid w:val="000A26BD"/>
-    <w:pPr>
-      <w:spacing w:line="240" w:lineRule="auto"/>
-      <w:jc w:val="center"/>
-    </w:pPr>
-    <w:rPr>
-      <w:rFonts w:eastAsiaTheme="minorHAnsi"/>
-      <w:color w:val="44546A" w:themeColor="text2"/>
-      <w:lang w:bidi="en-US"/>
-    </w:rPr>
-  </w:style>
-  <w:style w:type="paragraph" w:customStyle="1" w:styleId="FEE4903AB913488D895473134D41DD81">
-    <w:name w:val="FEE4903AB913488D895473134D41DD81"/>
-    <w:rsid w:val="000A26BD"/>
-    <w:pPr>
-      <w:spacing w:line="240" w:lineRule="auto"/>
-      <w:jc w:val="center"/>
-    </w:pPr>
-    <w:rPr>
-      <w:rFonts w:eastAsiaTheme="minorHAnsi"/>
-      <w:color w:val="44546A" w:themeColor="text2"/>
-      <w:lang w:bidi="en-US"/>
-    </w:rPr>
-  </w:style>
-  <w:style w:type="paragraph" w:customStyle="1" w:styleId="Ampersand">
-    <w:name w:val="Ampersand"/>
-    <w:basedOn w:val="Normal"/>
-    <w:next w:val="Normal"/>
-    <w:link w:val="AmpersandChar"/>
-    <w:qFormat/>
-    <w:rsid w:val="000A26BD"/>
-    <w:pPr>
-      <w:tabs>
-        <w:tab w:val="left" w:pos="990"/>
-      </w:tabs>
-      <w:spacing w:after="0" w:line="240" w:lineRule="auto"/>
-      <w:ind w:firstLine="86"/>
-      <w:jc w:val="center"/>
-    </w:pPr>
-    <w:rPr>
-      <w:rFonts w:ascii="Baskerville Old Face" w:eastAsiaTheme="minorHAnsi" w:hAnsi="Baskerville Old Face"/>
-      <w:sz w:val="96"/>
-      <w:lang w:bidi="en-US"/>
-    </w:rPr>
-  </w:style>
-  <w:style w:type="character" w:customStyle="1" w:styleId="AmpersandChar">
-    <w:name w:val="Ampersand Char"/>
-    <w:basedOn w:val="DefaultParagraphFont"/>
-    <w:link w:val="Ampersand"/>
-    <w:rsid w:val="000A26BD"/>
-    <w:rPr>
-      <w:rFonts w:ascii="Baskerville Old Face" w:eastAsiaTheme="minorHAnsi" w:hAnsi="Baskerville Old Face"/>
-      <w:sz w:val="96"/>
-      <w:lang w:bidi="en-US"/>
-    </w:rPr>
-  </w:style>
-  <w:style w:type="paragraph" w:styleId="Subtitle">
-    <w:name w:val="Subtitle"/>
-    <w:basedOn w:val="Normal"/>
-    <w:next w:val="Normal"/>
-    <w:link w:val="SubtitleChar"/>
-    <w:uiPriority w:val="11"/>
-    <w:qFormat/>
-    <w:rsid w:val="00B269C1"/>
-    <w:pPr>
-      <w:numPr>
-        <w:ilvl w:val="1"/>
-      </w:numPr>
-      <w:spacing w:after="0" w:line="240" w:lineRule="auto"/>
-      <w:jc w:val="center"/>
-    </w:pPr>
-    <w:rPr>
-      <w:caps/>
-      <w:color w:val="7B7B7B" w:themeColor="accent3" w:themeShade="BF"/>
-      <w:sz w:val="36"/>
-      <w:lang w:bidi="en-US"/>
-    </w:rPr>
-  </w:style>
-  <w:style w:type="character" w:customStyle="1" w:styleId="SubtitleChar">
-    <w:name w:val="Subtitle Char"/>
-    <w:basedOn w:val="DefaultParagraphFont"/>
-    <w:link w:val="Subtitle"/>
-    <w:uiPriority w:val="11"/>
-    <w:rsid w:val="00B269C1"/>
-    <w:rPr>
-      <w:caps/>
-      <w:color w:val="7B7B7B" w:themeColor="accent3" w:themeShade="BF"/>
-      <w:sz w:val="36"/>
-      <w:lang w:bidi="en-US"/>
-    </w:rPr>
-  </w:style>
-  <w:style w:type="table" w:styleId="TableGrid">
-    <w:name w:val="Table Grid"/>
-    <w:basedOn w:val="TableNormal"/>
-    <w:uiPriority w:val="59"/>
-    <w:rsid w:val="00B269C1"/>
-    <w:pPr>
-      <w:spacing w:after="0" w:line="240" w:lineRule="auto"/>
-      <w:jc w:val="center"/>
-    </w:pPr>
-    <w:rPr>
-      <w:rFonts w:eastAsiaTheme="minorHAnsi"/>
-      <w:color w:val="44546A" w:themeColor="text2"/>
-      <w:lang w:bidi="en-US"/>
-    </w:rPr>
-    <w:tblPr>
-      <w:tblBorders>
-        <w:top w:val="single" w:sz="4" w:space="0" w:color="auto"/>
-        <w:left w:val="single" w:sz="4" w:space="0" w:color="auto"/>
-        <w:bottom w:val="single" w:sz="4" w:space="0" w:color="auto"/>
-        <w:right w:val="single" w:sz="4" w:space="0" w:color="auto"/>
-        <w:insideH w:val="single" w:sz="4" w:space="0" w:color="auto"/>
-        <w:insideV w:val="single" w:sz="4" w:space="0" w:color="auto"/>
-      </w:tblBorders>
-    </w:tblPr>
-  </w:style>
-  <w:style w:type="paragraph" w:customStyle="1" w:styleId="FA1BB3B3DD264F2D9DE508FE2969A1782">
-    <w:name w:val="FA1BB3B3DD264F2D9DE508FE2969A1782"/>
-    <w:rsid w:val="00B269C1"/>
-    <w:pPr>
-      <w:spacing w:line="240" w:lineRule="auto"/>
-      <w:jc w:val="center"/>
-    </w:pPr>
-    <w:rPr>
-      <w:rFonts w:eastAsiaTheme="minorHAnsi"/>
-      <w:color w:val="44546A" w:themeColor="text2"/>
-      <w:lang w:bidi="en-US"/>
-    </w:rPr>
-  </w:style>
-  <w:style w:type="paragraph" w:customStyle="1" w:styleId="2E9666783BBB441FB1A887211A2651FC2">
-    <w:name w:val="2E9666783BBB441FB1A887211A2651FC2"/>
-    <w:rsid w:val="00B269C1"/>
-    <w:pPr>
-      <w:spacing w:line="240" w:lineRule="auto"/>
-      <w:jc w:val="center"/>
-    </w:pPr>
-    <w:rPr>
-      <w:rFonts w:eastAsiaTheme="minorHAnsi"/>
-      <w:color w:val="44546A" w:themeColor="text2"/>
-      <w:lang w:bidi="en-US"/>
-    </w:rPr>
-  </w:style>
-  <w:style w:type="paragraph" w:customStyle="1" w:styleId="D9B918C57B8A4B85B7CB284419571F752">
-    <w:name w:val="D9B918C57B8A4B85B7CB284419571F752"/>
-    <w:rsid w:val="00B269C1"/>
-    <w:pPr>
-      <w:spacing w:line="240" w:lineRule="auto"/>
-      <w:jc w:val="center"/>
-    </w:pPr>
-    <w:rPr>
-      <w:rFonts w:eastAsiaTheme="minorHAnsi"/>
-      <w:color w:val="44546A" w:themeColor="text2"/>
-      <w:lang w:bidi="en-US"/>
-    </w:rPr>
-  </w:style>
-  <w:style w:type="paragraph" w:customStyle="1" w:styleId="FEE4903AB913488D895473134D41DD812">
-    <w:name w:val="FEE4903AB913488D895473134D41DD812"/>
-    <w:rsid w:val="00B269C1"/>
-    <w:pPr>
-      <w:spacing w:line="240" w:lineRule="auto"/>
-      <w:jc w:val="center"/>
-    </w:pPr>
-    <w:rPr>
-      <w:rFonts w:eastAsiaTheme="minorHAnsi"/>
-      <w:color w:val="44546A" w:themeColor="text2"/>
-      <w:lang w:bidi="en-US"/>
-    </w:rPr>
-  </w:style>
-</w:styles>
-</file>
-
-<file path=word/glossary/webSettings.xml><?xml version="1.0" encoding="utf-8"?>
-<w:webSettings xmlns:mc="http://schemas.openxmlformats.org/markup-compatibility/2006" xmlns:r="http://schemas.openxmlformats.org/officeDocument/2006/relationships" xmlns:w="http://schemas.openxmlformats.org/wordprocessingml/2006/main" xmlns:w14="http://schemas.microsoft.com/office/word/2010/wordml" xmlns:w15="http://schemas.microsoft.com/office/word/2012/wordml" xmlns:w16cex="http://schemas.microsoft.com/office/word/2018/wordml/cex" xmlns:w16cid="http://schemas.microsoft.com/office/word/2016/wordml/cid" xmlns:w16="http://schemas.microsoft.com/office/word/2018/wordml" xmlns:w16sdtdh="http://schemas.microsoft.com/office/word/2020/wordml/sdtdatahash" xmlns:w16se="http://schemas.microsoft.com/office/word/2015/wordml/symex" mc:Ignorable="w14 w15 w16se w16cid w16 w16cex w16sdtdh">
-  <w:optimizeForBrowser/>
-  <w:allowPNG/>
-</w:webSettings>
-</file>
-
 <file path=word/theme/theme11.xml><?xml version="1.0" encoding="utf-8"?>
 <a:theme xmlns:a="http://schemas.openxmlformats.org/drawingml/2006/main" name="Office Theme">
   <a:themeElements>
@@ -5265,345 +3515,4 @@
   <a:objectDefaults/>
   <a:extraClrSchemeLst/>
 </a:theme>
-</file>
-
-<file path=customXml/item12.xml><?xml version="1.0" encoding="utf-8"?>
-<b:Sources xmlns:b="http://schemas.openxmlformats.org/officeDocument/2006/bibliography" xmlns="http://schemas.openxmlformats.org/officeDocument/2006/bibliography" SelectedStyle="\APA.XSL" StyleName="APA"/>
-</file>
-
-<file path=customXml/item24.xml><?xml version="1.0" encoding="utf-8"?>
-<ct:contentTypeSchema xmlns:ct="http://schemas.microsoft.com/office/2006/metadata/contentType" xmlns:ma="http://schemas.microsoft.com/office/2006/metadata/properties/metaAttributes" ct:_="" ma:_="" ma:contentTypeName="Document" ma:contentTypeID="0x01010079F111ED35F8CC479449609E8A0923A6" ma:contentTypeVersion="24" ma:contentTypeDescription="Create a new document." ma:contentTypeScope="" ma:versionID="2d714a3296df14eba7a100bb665443ca">
-  <xsd:schema xmlns:xsd="http://www.w3.org/2001/XMLSchema" xmlns:xs="http://www.w3.org/2001/XMLSchema" xmlns:p="http://schemas.microsoft.com/office/2006/metadata/properties" xmlns:ns1="http://schemas.microsoft.com/sharepoint/v3" xmlns:ns2="71af3243-3dd4-4a8d-8c0d-dd76da1f02a5" xmlns:ns3="16c05727-aa75-4e4a-9b5f-8a80a1165891" xmlns:ns4="230e9df3-be65-4c73-a93b-d1236ebd677e" targetNamespace="http://schemas.microsoft.com/office/2006/metadata/properties" ma:root="true" ma:fieldsID="49549bf45bfbbfb6cffed527380e77e1" ns1:_="" ns2:_="" ns3:_="" ns4:_="">
-    <xsd:import namespace="http://schemas.microsoft.com/sharepoint/v3"/>
-    <xsd:import namespace="71af3243-3dd4-4a8d-8c0d-dd76da1f02a5"/>
-    <xsd:import namespace="16c05727-aa75-4e4a-9b5f-8a80a1165891"/>
-    <xsd:import namespace="230e9df3-be65-4c73-a93b-d1236ebd677e"/>
-    <xsd:element name="properties">
-      <xsd:complexType>
-        <xsd:sequence>
-          <xsd:element name="documentManagement">
-            <xsd:complexType>
-              <xsd:all>
-                <xsd:element ref="ns2:Status" minOccurs="0"/>
-                <xsd:element ref="ns2:Image" minOccurs="0"/>
-                <xsd:element ref="ns2:MediaServiceMetadata" minOccurs="0"/>
-                <xsd:element ref="ns2:MediaServiceFastMetadata" minOccurs="0"/>
-                <xsd:element ref="ns2:MediaServiceOCR" minOccurs="0"/>
-                <xsd:element ref="ns2:MediaServiceAutoTags" minOccurs="0"/>
-                <xsd:element ref="ns2:MediaServiceEventHashCode" minOccurs="0"/>
-                <xsd:element ref="ns2:MediaServiceGenerationTime" minOccurs="0"/>
-                <xsd:element ref="ns3:SharedWithUsers" minOccurs="0"/>
-                <xsd:element ref="ns3:SharedWithDetails" minOccurs="0"/>
-                <xsd:element ref="ns2:MediaServiceAutoKeyPoints" minOccurs="0"/>
-                <xsd:element ref="ns2:MediaServiceKeyPoints" minOccurs="0"/>
-                <xsd:element ref="ns2:MediaServiceDateTaken" minOccurs="0"/>
-                <xsd:element ref="ns1:_ip_UnifiedCompliancePolicyProperties" minOccurs="0"/>
-                <xsd:element ref="ns1:_ip_UnifiedCompliancePolicyUIAction" minOccurs="0"/>
-                <xsd:element ref="ns4:TaxCatchAll" minOccurs="0"/>
-                <xsd:element ref="ns2:ImageTagsTaxHTField" minOccurs="0"/>
-                <xsd:element ref="ns2:MediaServiceLocation" minOccurs="0"/>
-                <xsd:element ref="ns2:MediaLengthInSeconds" minOccurs="0"/>
-                <xsd:element ref="ns2:Background" minOccurs="0"/>
-              </xsd:all>
-            </xsd:complexType>
-          </xsd:element>
-        </xsd:sequence>
-      </xsd:complexType>
-    </xsd:element>
-  </xsd:schema>
-  <xsd:schema xmlns:xsd="http://www.w3.org/2001/XMLSchema" xmlns:xs="http://www.w3.org/2001/XMLSchema" xmlns:dms="http://schemas.microsoft.com/office/2006/documentManagement/types" xmlns:pc="http://schemas.microsoft.com/office/infopath/2007/PartnerControls" targetNamespace="http://schemas.microsoft.com/sharepoint/v3" elementFormDefault="qualified">
-    <xsd:import namespace="http://schemas.microsoft.com/office/2006/documentManagement/types"/>
-    <xsd:import namespace="http://schemas.microsoft.com/office/infopath/2007/PartnerControls"/>
-    <xsd:element name="_ip_UnifiedCompliancePolicyProperties" ma:index="20" nillable="true" ma:displayName="Unified Compliance Policy Properties" ma:hidden="true" ma:internalName="_ip_UnifiedCompliancePolicyProperties" ma:readOnly="false">
-      <xsd:simpleType>
-        <xsd:restriction base="dms:Note"/>
-      </xsd:simpleType>
-    </xsd:element>
-    <xsd:element name="_ip_UnifiedCompliancePolicyUIAction" ma:index="21" nillable="true" ma:displayName="Unified Compliance Policy UI Action" ma:hidden="true" ma:internalName="_ip_UnifiedCompliancePolicyUIAction" ma:readOnly="false">
-      <xsd:simpleType>
-        <xsd:restriction base="dms:Text"/>
-      </xsd:simpleType>
-    </xsd:element>
-  </xsd:schema>
-  <xsd:schema xmlns:xsd="http://www.w3.org/2001/XMLSchema" xmlns:xs="http://www.w3.org/2001/XMLSchema" xmlns:dms="http://schemas.microsoft.com/office/2006/documentManagement/types" xmlns:pc="http://schemas.microsoft.com/office/infopath/2007/PartnerControls" targetNamespace="71af3243-3dd4-4a8d-8c0d-dd76da1f02a5" elementFormDefault="qualified">
-    <xsd:import namespace="http://schemas.microsoft.com/office/2006/documentManagement/types"/>
-    <xsd:import namespace="http://schemas.microsoft.com/office/infopath/2007/PartnerControls"/>
-    <xsd:element name="Status" ma:index="2" nillable="true" ma:displayName="Status" ma:default="Not started" ma:format="Dropdown" ma:internalName="Status" ma:readOnly="false">
-      <xsd:simpleType>
-        <xsd:restriction base="dms:Choice">
-          <xsd:enumeration value="Not started"/>
-          <xsd:enumeration value="In Progress"/>
-          <xsd:enumeration value="Completed"/>
-        </xsd:restriction>
-      </xsd:simpleType>
-    </xsd:element>
-    <xsd:element name="Image" ma:index="3" nillable="true" ma:displayName="Image" ma:format="Image" ma:internalName="Image" ma:readOnly="false">
-      <xsd:complexType>
-        <xsd:complexContent>
-          <xsd:extension base="dms:URL">
-            <xsd:sequence>
-              <xsd:element name="Url" type="dms:ValidUrl" minOccurs="0" nillable="true"/>
-              <xsd:element name="Description" type="xsd:string" nillable="true"/>
-            </xsd:sequence>
-          </xsd:extension>
-        </xsd:complexContent>
-      </xsd:complexType>
-    </xsd:element>
-    <xsd:element name="MediaServiceMetadata" ma:index="8" nillable="true" ma:displayName="MediaServiceMetadata" ma:hidden="true" ma:internalName="MediaServiceMetadata" ma:readOnly="true">
-      <xsd:simpleType>
-        <xsd:restriction base="dms:Note"/>
-      </xsd:simpleType>
-    </xsd:element>
-    <xsd:element name="MediaServiceFastMetadata" ma:index="9" nillable="true" ma:displayName="MediaServiceFastMetadata" ma:hidden="true" ma:internalName="MediaServiceFastMetadata" ma:readOnly="true">
-      <xsd:simpleType>
-        <xsd:restriction base="dms:Note"/>
-      </xsd:simpleType>
-    </xsd:element>
-    <xsd:element name="MediaServiceOCR" ma:index="10" nillable="true" ma:displayName="MediaServiceOCR" ma:hidden="true" ma:internalName="MediaServiceOCR" ma:readOnly="true">
-      <xsd:simpleType>
-        <xsd:restriction base="dms:Note"/>
-      </xsd:simpleType>
-    </xsd:element>
-    <xsd:element name="MediaServiceAutoTags" ma:index="11" nillable="true" ma:displayName="MediaServiceAutoTags" ma:hidden="true" ma:internalName="MediaServiceAutoTags" ma:readOnly="true">
-      <xsd:simpleType>
-        <xsd:restriction base="dms:Text"/>
-      </xsd:simpleType>
-    </xsd:element>
-    <xsd:element name="MediaServiceEventHashCode" ma:index="12" nillable="true" ma:displayName="MediaServiceEventHashCode" ma:hidden="true" ma:internalName="MediaServiceEventHashCode" ma:readOnly="true">
-      <xsd:simpleType>
-        <xsd:restriction base="dms:Text"/>
-      </xsd:simpleType>
-    </xsd:element>
-    <xsd:element name="MediaServiceGenerationTime" ma:index="13" nillable="true" ma:displayName="MediaServiceGenerationTime" ma:hidden="true" ma:internalName="MediaServiceGenerationTime" ma:readOnly="true">
-      <xsd:simpleType>
-        <xsd:restriction base="dms:Text"/>
-      </xsd:simpleType>
-    </xsd:element>
-    <xsd:element name="MediaServiceAutoKeyPoints" ma:index="16" nillable="true" ma:displayName="MediaServiceAutoKeyPoints" ma:hidden="true" ma:internalName="MediaServiceAutoKeyPoints" ma:readOnly="true">
-      <xsd:simpleType>
-        <xsd:restriction base="dms:Note"/>
-      </xsd:simpleType>
-    </xsd:element>
-    <xsd:element name="MediaServiceKeyPoints" ma:index="17" nillable="true" ma:displayName="KeyPoints" ma:hidden="true" ma:internalName="MediaServiceKeyPoints" ma:readOnly="false">
-      <xsd:simpleType>
-        <xsd:restriction base="dms:Note"/>
-      </xsd:simpleType>
-    </xsd:element>
-    <xsd:element name="MediaServiceDateTaken" ma:index="18" nillable="true" ma:displayName="MediaServiceDateTaken" ma:hidden="true" ma:internalName="MediaServiceDateTaken" ma:readOnly="true">
-      <xsd:simpleType>
-        <xsd:restriction base="dms:Text"/>
-      </xsd:simpleType>
-    </xsd:element>
-    <xsd:element name="ImageTagsTaxHTField" ma:index="25" nillable="true" ma:taxonomy="true" ma:internalName="ImageTagsTaxHTField" ma:taxonomyFieldName="MediaServiceImageTags" ma:displayName="Image Tags" ma:readOnly="false" ma:fieldId="{5cf76f15-5ced-4ddc-b409-7134ff3c332f}" ma:taxonomyMulti="true" ma:sspId="e385fb40-52d4-4fae-9c5b-3e8ff8a5878e" ma:termSetId="09814cd3-568e-fe90-9814-8d621ff8fb84" ma:anchorId="fba54fb3-c3e1-fe81-a776-ca4b69148c4d" ma:open="true" ma:isKeyword="false">
-      <xsd:complexType>
-        <xsd:sequence>
-          <xsd:element ref="pc:Terms" minOccurs="0" maxOccurs="1"/>
-        </xsd:sequence>
-      </xsd:complexType>
-    </xsd:element>
-    <xsd:element name="MediaServiceLocation" ma:index="26" nillable="true" ma:displayName="Location" ma:hidden="true" ma:internalName="MediaServiceLocation" ma:readOnly="true">
-      <xsd:simpleType>
-        <xsd:restriction base="dms:Text"/>
-      </xsd:simpleType>
-    </xsd:element>
-    <xsd:element name="MediaLengthInSeconds" ma:index="27" nillable="true" ma:displayName="MediaLengthInSeconds" ma:hidden="true" ma:internalName="MediaLengthInSeconds" ma:readOnly="true">
-      <xsd:simpleType>
-        <xsd:restriction base="dms:Unknown"/>
-      </xsd:simpleType>
-    </xsd:element>
-    <xsd:element name="Background" ma:index="28" nillable="true" ma:displayName="Background" ma:default="0" ma:format="Dropdown" ma:internalName="Background">
-      <xsd:simpleType>
-        <xsd:restriction base="dms:Boolean"/>
-      </xsd:simpleType>
-    </xsd:element>
-  </xsd:schema>
-  <xsd:schema xmlns:xsd="http://www.w3.org/2001/XMLSchema" xmlns:xs="http://www.w3.org/2001/XMLSchema" xmlns:dms="http://schemas.microsoft.com/office/2006/documentManagement/types" xmlns:pc="http://schemas.microsoft.com/office/infopath/2007/PartnerControls" targetNamespace="16c05727-aa75-4e4a-9b5f-8a80a1165891" elementFormDefault="qualified">
-    <xsd:import namespace="http://schemas.microsoft.com/office/2006/documentManagement/types"/>
-    <xsd:import namespace="http://schemas.microsoft.com/office/infopath/2007/PartnerControls"/>
-    <xsd:element name="SharedWithUsers" ma:index="14" nillable="true" ma:displayName="Shared With" ma:hidden="true" ma:internalName="SharedWithUsers" ma:readOnly="true">
-      <xsd:complexType>
-        <xsd:complexContent>
-          <xsd:extension base="dms:UserMulti">
-            <xsd:sequence>
-              <xsd:element name="UserInfo" minOccurs="0" maxOccurs="unbounded">
-                <xsd:complexType>
-                  <xsd:sequence>
-                    <xsd:element name="DisplayName" type="xsd:string" minOccurs="0"/>
-                    <xsd:element name="AccountId" type="dms:UserId" minOccurs="0" nillable="true"/>
-                    <xsd:element name="AccountType" type="xsd:string" minOccurs="0"/>
-                  </xsd:sequence>
-                </xsd:complexType>
-              </xsd:element>
-            </xsd:sequence>
-          </xsd:extension>
-        </xsd:complexContent>
-      </xsd:complexType>
-    </xsd:element>
-    <xsd:element name="SharedWithDetails" ma:index="15" nillable="true" ma:displayName="Shared With Details" ma:hidden="true" ma:internalName="SharedWithDetails" ma:readOnly="true">
-      <xsd:simpleType>
-        <xsd:restriction base="dms:Note"/>
-      </xsd:simpleType>
-    </xsd:element>
-  </xsd:schema>
-  <xsd:schema xmlns:xsd="http://www.w3.org/2001/XMLSchema" xmlns:xs="http://www.w3.org/2001/XMLSchema" xmlns:dms="http://schemas.microsoft.com/office/2006/documentManagement/types" xmlns:pc="http://schemas.microsoft.com/office/infopath/2007/PartnerControls" targetNamespace="230e9df3-be65-4c73-a93b-d1236ebd677e" elementFormDefault="qualified">
-    <xsd:import namespace="http://schemas.microsoft.com/office/2006/documentManagement/types"/>
-    <xsd:import namespace="http://schemas.microsoft.com/office/infopath/2007/PartnerControls"/>
-    <xsd:element name="TaxCatchAll" ma:index="23" nillable="true" ma:displayName="Taxonomy Catch All Column" ma:hidden="true" ma:list="{3f6bfcbc-3db3-4ae6-bd76-326f0798ad28}" ma:internalName="TaxCatchAll" ma:readOnly="false" ma:showField="CatchAllData" ma:web="16c05727-aa75-4e4a-9b5f-8a80a1165891">
-      <xsd:complexType>
-        <xsd:complexContent>
-          <xsd:extension base="dms:MultiChoiceLookup">
-            <xsd:sequence>
-              <xsd:element name="Value" type="dms:Lookup" maxOccurs="unbounded" minOccurs="0" nillable="true"/>
-            </xsd:sequence>
-          </xsd:extension>
-        </xsd:complexContent>
-      </xsd:complexType>
-    </xsd:element>
-  </xsd:schema>
-  <xsd:schema xmlns="http://schemas.openxmlformats.org/package/2006/metadata/core-properties" xmlns:xsd="http://www.w3.org/2001/XMLSchema" xmlns:xsi="http://www.w3.org/2001/XMLSchema-instance" xmlns:dc="http://purl.org/dc/elements/1.1/" xmlns:dcterms="http://purl.org/dc/terms/" xmlns:odoc="http://schemas.microsoft.com/internal/obd" targetNamespace="http://schemas.openxmlformats.org/package/2006/metadata/core-properties" elementFormDefault="qualified" attributeFormDefault="unqualified" blockDefault="#all">
-    <xsd:import namespace="http://purl.org/dc/elements/1.1/" schemaLocation="http://dublincore.org/schemas/xmls/qdc/2003/04/02/dc.xsd"/>
-    <xsd:import namespace="http://purl.org/dc/terms/" schemaLocation="http://dublincore.org/schemas/xmls/qdc/2003/04/02/dcterms.xsd"/>
-    <xsd:element name="coreProperties" type="CT_coreProperties"/>
-    <xsd:complexType name="CT_coreProperties">
-      <xsd:all>
-        <xsd:element ref="dc:creator" minOccurs="0" maxOccurs="1"/>
-        <xsd:element ref="dcterms:created" minOccurs="0" maxOccurs="1"/>
-        <xsd:element ref="dc:identifier" minOccurs="0" maxOccurs="1"/>
-        <xsd:element name="contentType" minOccurs="0" maxOccurs="1" type="xsd:string" ma:displayName="Content Type"/>
-        <xsd:element ref="dc:title" minOccurs="0" maxOccurs="1" ma:index="1" ma:displayName="Title"/>
-        <xsd:element ref="dc:subject" minOccurs="0" maxOccurs="1"/>
-        <xsd:element ref="dc:description" minOccurs="0" maxOccurs="1"/>
-        <xsd:element name="keywords" minOccurs="0" maxOccurs="1" type="xsd:string"/>
-        <xsd:element ref="dc:language" minOccurs="0" maxOccurs="1"/>
-        <xsd:element name="category" minOccurs="0" maxOccurs="1" type="xsd:string"/>
-        <xsd:element name="version" minOccurs="0" maxOccurs="1" type="xsd:string"/>
-        <xsd:element name="revision" minOccurs="0" maxOccurs="1" type="xsd:string">
-          <xsd:annotation>
-            <xsd:documentation>
-                        This value indicates the number of saves or revisions. The application is responsible for updating this value after each revision.
-                    </xsd:documentation>
-          </xsd:annotation>
-        </xsd:element>
-        <xsd:element name="lastModifiedBy" minOccurs="0" maxOccurs="1" type="xsd:string"/>
-        <xsd:element ref="dcterms:modified" minOccurs="0" maxOccurs="1"/>
-        <xsd:element name="contentStatus" minOccurs="0" maxOccurs="1" type="xsd:string"/>
-      </xsd:all>
-    </xsd:complexType>
-  </xsd:schema>
-  <xs:schema xmlns:pc="http://schemas.microsoft.com/office/infopath/2007/PartnerControls" xmlns:xs="http://www.w3.org/2001/XMLSchema" targetNamespace="http://schemas.microsoft.com/office/infopath/2007/PartnerControls" elementFormDefault="qualified" attributeFormDefault="unqualified">
-    <xs:element name="Person">
-      <xs:complexType>
-        <xs:sequence>
-          <xs:element ref="pc:DisplayName" minOccurs="0"/>
-          <xs:element ref="pc:AccountId" minOccurs="0"/>
-          <xs:element ref="pc:AccountType" minOccurs="0"/>
-        </xs:sequence>
-      </xs:complexType>
-    </xs:element>
-    <xs:element name="DisplayName" type="xs:string"/>
-    <xs:element name="AccountId" type="xs:string"/>
-    <xs:element name="AccountType" type="xs:string"/>
-    <xs:element name="BDCAssociatedEntity">
-      <xs:complexType>
-        <xs:sequence>
-          <xs:element ref="pc:BDCEntity" minOccurs="0" maxOccurs="unbounded"/>
-        </xs:sequence>
-        <xs:attribute ref="pc:EntityNamespace"/>
-        <xs:attribute ref="pc:EntityName"/>
-        <xs:attribute ref="pc:SystemInstanceName"/>
-        <xs:attribute ref="pc:AssociationName"/>
-      </xs:complexType>
-    </xs:element>
-    <xs:attribute name="EntityNamespace" type="xs:string"/>
-    <xs:attribute name="EntityName" type="xs:string"/>
-    <xs:attribute name="SystemInstanceName" type="xs:string"/>
-    <xs:attribute name="AssociationName" type="xs:string"/>
-    <xs:element name="BDCEntity">
-      <xs:complexType>
-        <xs:sequence>
-          <xs:element ref="pc:EntityDisplayName" minOccurs="0"/>
-          <xs:element ref="pc:EntityInstanceReference" minOccurs="0"/>
-          <xs:element ref="pc:EntityId1" minOccurs="0"/>
-          <xs:element ref="pc:EntityId2" minOccurs="0"/>
-          <xs:element ref="pc:EntityId3" minOccurs="0"/>
-          <xs:element ref="pc:EntityId4" minOccurs="0"/>
-          <xs:element ref="pc:EntityId5" minOccurs="0"/>
-        </xs:sequence>
-      </xs:complexType>
-    </xs:element>
-    <xs:element name="EntityDisplayName" type="xs:string"/>
-    <xs:element name="EntityInstanceReference" type="xs:string"/>
-    <xs:element name="EntityId1" type="xs:string"/>
-    <xs:element name="EntityId2" type="xs:string"/>
-    <xs:element name="EntityId3" type="xs:string"/>
-    <xs:element name="EntityId4" type="xs:string"/>
-    <xs:element name="EntityId5" type="xs:string"/>
-    <xs:element name="Terms">
-      <xs:complexType>
-        <xs:sequence>
-          <xs:element ref="pc:TermInfo" minOccurs="0" maxOccurs="unbounded"/>
-        </xs:sequence>
-      </xs:complexType>
-    </xs:element>
-    <xs:element name="TermInfo">
-      <xs:complexType>
-        <xs:sequence>
-          <xs:element ref="pc:TermName" minOccurs="0"/>
-          <xs:element ref="pc:TermId" minOccurs="0"/>
-        </xs:sequence>
-      </xs:complexType>
-    </xs:element>
-    <xs:element name="TermName" type="xs:string"/>
-    <xs:element name="TermId" type="xs:string"/>
-  </xs:schema>
-</ct:contentTypeSchema>
-</file>
-
-<file path=customXml/item33.xml><?xml version="1.0" encoding="utf-8"?>
-<?mso-contentType ?>
-<FormTemplates xmlns="http://schemas.microsoft.com/sharepoint/v3/contenttype/forms">
-  <Display>DocumentLibraryForm</Display>
-  <Edit>DocumentLibraryForm</Edit>
-  <New>DocumentLibraryForm</New>
-</FormTemplates>
-</file>
-
-<file path=customXml/item4.xml><?xml version="1.0" encoding="utf-8"?>
-<p:properties xmlns:p="http://schemas.microsoft.com/office/2006/metadata/properties" xmlns:xsi="http://www.w3.org/2001/XMLSchema-instance" xmlns:pc="http://schemas.microsoft.com/office/infopath/2007/PartnerControls">
-  <documentManagement>
-    <_ip_UnifiedCompliancePolicyUIAction xmlns="http://schemas.microsoft.com/sharepoint/v3" xsi:nil="true"/>
-    <Image xmlns="71af3243-3dd4-4a8d-8c0d-dd76da1f02a5">
-      <Url xsi:nil="true"/>
-      <Description xsi:nil="true"/>
-    </Image>
-    <Status xmlns="71af3243-3dd4-4a8d-8c0d-dd76da1f02a5">Not started</Status>
-    <Background xmlns="71af3243-3dd4-4a8d-8c0d-dd76da1f02a5">false</Background>
-    <_ip_UnifiedCompliancePolicyProperties xmlns="http://schemas.microsoft.com/sharepoint/v3" xsi:nil="true"/>
-    <ImageTagsTaxHTField xmlns="71af3243-3dd4-4a8d-8c0d-dd76da1f02a5">
-      <Terms xmlns="http://schemas.microsoft.com/office/infopath/2007/PartnerControls"/>
-    </ImageTagsTaxHTField>
-    <TaxCatchAll xmlns="230e9df3-be65-4c73-a93b-d1236ebd677e" xsi:nil="true"/>
-    <MediaServiceKeyPoints xmlns="71af3243-3dd4-4a8d-8c0d-dd76da1f02a5" xsi:nil="true"/>
-  </documentManagement>
-</p:properties>
-</file>
-
-<file path=customXml/itemProps12.xml><?xml version="1.0" encoding="utf-8"?>
-<ds:datastoreItem xmlns:ds="http://schemas.openxmlformats.org/officeDocument/2006/customXml" ds:itemID="{FED3A508-FEA2-4EC2-BCD4-C1E685F233CC}">
-  <ds:schemaRefs>
-    <ds:schemaRef ds:uri="http://schemas.openxmlformats.org/officeDocument/2006/bibliography"/>
-  </ds:schemaRefs>
-</ds:datastoreItem>
-</file>
-
-<file path=customXml/itemProps24.xml><?xml version="1.0" encoding="utf-8"?>
-<ds:datastoreItem xmlns:ds="http://schemas.openxmlformats.org/officeDocument/2006/customXml" ds:itemID="{C6818769-8A89-400A-B3CC-68999F004FA4}"/>
-</file>
-
-<file path=customXml/itemProps33.xml><?xml version="1.0" encoding="utf-8"?>
-<ds:datastoreItem xmlns:ds="http://schemas.openxmlformats.org/officeDocument/2006/customXml" ds:itemID="{F7AA44FA-6EEA-4385-B316-D9E1469FA356}"/>
-</file>
-
-<file path=customXml/itemProps41.xml><?xml version="1.0" encoding="utf-8"?>
-<ds:datastoreItem xmlns:ds="http://schemas.openxmlformats.org/officeDocument/2006/customXml" ds:itemID="{76C145BC-BF18-4090-89FC-DF47D80FCBCF}"/>
 </file>